--- a/downloads/卷03 大脑篇·下：分词、嵌入与向量表示.docx
+++ b/downloads/卷03 大脑篇·下：分词、嵌入与向量表示.docx
@@ -473,7 +473,7 @@
               <w:fldChar w:fldCharType="separate"/>
             </w:r>
             <w:r>
-              <w:t>4</w:t>
+              <w:t>5</w:t>
             </w:r>
             <w:r>
               <w:fldChar w:fldCharType="end"/>
@@ -580,7 +580,7 @@
               <w:fldChar w:fldCharType="separate"/>
             </w:r>
             <w:r>
-              <w:t>5</w:t>
+              <w:t>6</w:t>
             </w:r>
             <w:r>
               <w:fldChar w:fldCharType="end"/>
@@ -688,7 +688,7 @@
               <w:fldChar w:fldCharType="separate"/>
             </w:r>
             <w:r>
-              <w:t>6</w:t>
+              <w:t>7</w:t>
             </w:r>
             <w:r>
               <w:fldChar w:fldCharType="end"/>
@@ -760,7 +760,7 @@
               <w:fldChar w:fldCharType="separate"/>
             </w:r>
             <w:r>
-              <w:t>7</w:t>
+              <w:t>8</w:t>
             </w:r>
             <w:r>
               <w:fldChar w:fldCharType="end"/>
@@ -832,7 +832,7 @@
               <w:fldChar w:fldCharType="separate"/>
             </w:r>
             <w:r>
-              <w:t>10</w:t>
+              <w:t>11</w:t>
             </w:r>
             <w:r>
               <w:fldChar w:fldCharType="end"/>
@@ -939,7 +939,7 @@
               <w:fldChar w:fldCharType="separate"/>
             </w:r>
             <w:r>
-              <w:t>11</w:t>
+              <w:t>12</w:t>
             </w:r>
             <w:r>
               <w:fldChar w:fldCharType="end"/>
@@ -1011,7 +1011,7 @@
               <w:fldChar w:fldCharType="separate"/>
             </w:r>
             <w:r>
-              <w:t>12</w:t>
+              <w:t>13</w:t>
             </w:r>
             <w:r>
               <w:fldChar w:fldCharType="end"/>
@@ -1154,7 +1154,7 @@
               <w:fldChar w:fldCharType="separate"/>
             </w:r>
             <w:r>
-              <w:t>14</w:t>
+              <w:t>15</w:t>
             </w:r>
             <w:r>
               <w:fldChar w:fldCharType="end"/>
@@ -1262,7 +1262,7 @@
               <w:fldChar w:fldCharType="separate"/>
             </w:r>
             <w:r>
-              <w:t>16</w:t>
+              <w:t>17</w:t>
             </w:r>
             <w:r>
               <w:fldChar w:fldCharType="end"/>
@@ -1333,7 +1333,7 @@
               <w:fldChar w:fldCharType="separate"/>
             </w:r>
             <w:r>
-              <w:t>17</w:t>
+              <w:t>18</w:t>
             </w:r>
             <w:r>
               <w:fldChar w:fldCharType="end"/>
@@ -1441,7 +1441,7 @@
               <w:fldChar w:fldCharType="separate"/>
             </w:r>
             <w:r>
-              <w:t>18</w:t>
+              <w:t>19</w:t>
             </w:r>
             <w:r>
               <w:fldChar w:fldCharType="end"/>
@@ -1619,7 +1619,7 @@
               <w:fldChar w:fldCharType="separate"/>
             </w:r>
             <w:r>
-              <w:t>21</w:t>
+              <w:t>22</w:t>
             </w:r>
             <w:r>
               <w:fldChar w:fldCharType="end"/>
@@ -2036,26 +2036,6 @@
     </w:p>
     <w:p>
       <w:pPr>
-        <w:pStyle w:val="Heading2"/>
-        <w:keepNext/>
-        <w:spacing w:after="140" w:before="280" w:line="360" w:lineRule="atLeast"/>
-      </w:pPr>
-      <w:bookmarkStart w:id="100003" w:name="_Toc100003"/>
-      <w:r>
-        <w:rPr>
-          <w:rFonts w:ascii="Calibri" w:eastAsia="SimHei"/>
-          <w:b/>
-          <w:bCs/>
-          <w:color w:val="1B4A5C"/>
-          <w:sz w:val="28"/>
-          <w:szCs w:val="28"/>
-        </w:rPr>
-        <w:t xml:space="preserve">1.2 三种粒度：字符级、词级、子词级</w:t>
-      </w:r>
-      <w:bookmarkEnd w:id="100003"/>
-    </w:p>
-    <w:p>
-      <w:pPr>
         <w:spacing w:line="312"/>
         <w:ind w:firstLine="480"/>
         <w:jc w:val="both"/>
@@ -2067,39 +2047,7 @@
           <w:sz w:val="24"/>
           <w:szCs w:val="24"/>
         </w:rPr>
-        <w:t xml:space="preserve">第一种方案是字符级（Character-Level）分词：每个字母或汉字视为一个 token。优势是词表极小（英语约 100 个字符，中文常用字约 3500 个），几乎不存在未登录词（OOV）；致命缺陷是单个字符不携带语义，模型要从极长的字符序列里重建词边界，长度爆炸导致注意力计算开销巨大。在 Transformer 这种注意力计算量随序列长度二次增长的架构里，字符级方案几乎不可用。</w:t>
-      </w:r>
-    </w:p>
-    <w:p>
-      <w:pPr>
-        <w:spacing w:line="312"/>
-        <w:ind w:firstLine="480"/>
-        <w:jc w:val="both"/>
-      </w:pPr>
-      <w:r>
-        <w:rPr>
-          <w:rFonts w:ascii="Calibri" w:eastAsia="Microsoft YaHei"/>
-          <w:color w:val="1A2B33"/>
-          <w:sz w:val="24"/>
-          <w:szCs w:val="24"/>
-        </w:rPr>
-        <w:t xml:space="preserve">第二种方案是词级（Word-Level）分词：以空格或标点切分，每个完整词对应一个 token。语义最丰富，但面临三大难题。一是词汇表爆炸——英语在用词汇约 17 万个，加上屈折变化、专有名词、技术术语，大型语料极易产生超过 100 万个独立 token，嵌入矩阵撑爆显存。二是 OOV 问题严重，任何不在词表中的词都会被映射为统一的 UNK（unknown），造成信息丢失。三是形态盲视——run、runs、running、runner 被视为四个完全无关的符号，无法共享语义。这三个问题在词级方案里几乎是结构性的，没有工程补丁能彻底解决。</w:t>
-      </w:r>
-    </w:p>
-    <w:p>
-      <w:pPr>
-        <w:spacing w:line="312"/>
-        <w:ind w:firstLine="480"/>
-        <w:jc w:val="both"/>
-      </w:pPr>
-      <w:r>
-        <w:rPr>
-          <w:rFonts w:ascii="Calibri" w:eastAsia="Microsoft YaHei"/>
-          <w:color w:val="1A2B33"/>
-          <w:sz w:val="24"/>
-          <w:szCs w:val="24"/>
-        </w:rPr>
-        <w:t xml:space="preserve">第三种方案是子词级（Subword-Level）分词：高频词保持完整（如 the、is），低频词拆分为有意义的子单元（如 unbelievable 拆成 un + believ + able）。这条路径既控制了词表大小（通常 30K 到 200K），又彻底解决了 OOV 问题——任何文本最坏情况下都可退化为字符序列。这种“退可守、进可攻”的性质，让子词方案从 2016 年开始逐步统一了 NLP 领域，到 2018 年 BERT 之后成为事实标准。理解子词方案的内在权衡，就理解了现代大模型分词器设计的出发点。</w:t>
+        <w:t xml:space="preserve">图1-1 用一句著名的歧义句展示分词的第一道难关：「南京市长江大桥」至少能切出两种完全不同的意思，规则切分器不懂语义，赌错全盘皆输。这个例子也预告了本章的结论：分词方案的本质是在「词表大小、歧义风险、计算成本」之间找平衡，而子词方案是工业界反复验证过的最优折中。</w:t>
       </w:r>
     </w:p>
     <w:p>
@@ -2111,7 +2059,7 @@
       <w:r>
         <w:drawing>
           <wp:inline distT="0" distB="0" distL="0" distR="0">
-            <wp:extent cx="5124450" cy="3076575"/>
+            <wp:extent cx="5391150" cy="3238500"/>
             <wp:effectExtent t="0" r="0" b="0" l="0"/>
             <wp:docPr id="1" name="" descr="" title=""/>
             <wp:cNvGraphicFramePr>
@@ -2136,6 +2084,139 @@
                   <pic:spPr bwMode="auto">
                     <a:xfrm>
                       <a:off x="0" y="0"/>
+                      <a:ext cx="5391150" cy="3238500"/>
+                    </a:xfrm>
+                    <a:prstGeom prst="rect">
+                      <a:avLst/>
+                    </a:prstGeom>
+                  </pic:spPr>
+                </pic:pic>
+              </a:graphicData>
+            </a:graphic>
+          </wp:inline>
+        </w:drawing>
+      </w:r>
+    </w:p>
+    <w:p>
+      <w:pPr>
+        <w:keepNext w:val="false"/>
+        <w:spacing w:after="200" w:before="60" w:line="312"/>
+        <w:jc w:val="center"/>
+      </w:pPr>
+      <w:r>
+        <w:rPr>
+          <w:rFonts w:ascii="Calibri" w:eastAsia="Microsoft YaHei"/>
+          <w:b/>
+          <w:bCs/>
+          <w:color w:val="5A6B76"/>
+          <w:sz w:val="21"/>
+          <w:szCs w:val="21"/>
+        </w:rPr>
+        <w:t xml:space="preserve">图1-1 分词歧义：同一句「南京市长江大桥」的三种切法，两种意思全变</w:t>
+      </w:r>
+    </w:p>
+    <w:p>
+      <w:pPr>
+        <w:pStyle w:val="Heading2"/>
+        <w:keepNext/>
+        <w:spacing w:after="140" w:before="280" w:line="360" w:lineRule="atLeast"/>
+      </w:pPr>
+      <w:bookmarkStart w:id="100003" w:name="_Toc100003"/>
+      <w:r>
+        <w:rPr>
+          <w:rFonts w:ascii="Calibri" w:eastAsia="SimHei"/>
+          <w:b/>
+          <w:bCs/>
+          <w:color w:val="1B4A5C"/>
+          <w:sz w:val="28"/>
+          <w:szCs w:val="28"/>
+        </w:rPr>
+        <w:t xml:space="preserve">1.2 三种粒度：字符级、词级、子词级</w:t>
+      </w:r>
+      <w:bookmarkEnd w:id="100003"/>
+    </w:p>
+    <w:p>
+      <w:pPr>
+        <w:spacing w:line="312"/>
+        <w:ind w:firstLine="480"/>
+        <w:jc w:val="both"/>
+      </w:pPr>
+      <w:r>
+        <w:rPr>
+          <w:rFonts w:ascii="Calibri" w:eastAsia="Microsoft YaHei"/>
+          <w:color w:val="1A2B33"/>
+          <w:sz w:val="24"/>
+          <w:szCs w:val="24"/>
+        </w:rPr>
+        <w:t xml:space="preserve">第一种方案是字符级（Character-Level）分词：每个字母或汉字视为一个 token。优势是词表极小（英语约 100 个字符，中文常用字约 3500 个），几乎不存在未登录词（OOV）；致命缺陷是单个字符不携带语义，模型要从极长的字符序列里重建词边界，长度爆炸导致注意力计算开销巨大。在 Transformer 这种注意力计算量随序列长度二次增长的架构里，字符级方案几乎不可用。</w:t>
+      </w:r>
+    </w:p>
+    <w:p>
+      <w:pPr>
+        <w:spacing w:line="312"/>
+        <w:ind w:firstLine="480"/>
+        <w:jc w:val="both"/>
+      </w:pPr>
+      <w:r>
+        <w:rPr>
+          <w:rFonts w:ascii="Calibri" w:eastAsia="Microsoft YaHei"/>
+          <w:color w:val="1A2B33"/>
+          <w:sz w:val="24"/>
+          <w:szCs w:val="24"/>
+        </w:rPr>
+        <w:t xml:space="preserve">第二种方案是词级（Word-Level）分词：以空格或标点切分，每个完整词对应一个 token。语义最丰富，但面临三大难题。一是词汇表爆炸——英语在用词汇约 17 万个，加上屈折变化、专有名词、技术术语，大型语料极易产生超过 100 万个独立 token，嵌入矩阵撑爆显存。二是 OOV 问题严重，任何不在词表中的词都会被映射为统一的 UNK（unknown），造成信息丢失。三是形态盲视——run、runs、running、runner 被视为四个完全无关的符号，无法共享语义。这三个问题在词级方案里几乎是结构性的，没有工程补丁能彻底解决。</w:t>
+      </w:r>
+    </w:p>
+    <w:p>
+      <w:pPr>
+        <w:spacing w:line="312"/>
+        <w:ind w:firstLine="480"/>
+        <w:jc w:val="both"/>
+      </w:pPr>
+      <w:r>
+        <w:rPr>
+          <w:rFonts w:ascii="Calibri" w:eastAsia="Microsoft YaHei"/>
+          <w:color w:val="1A2B33"/>
+          <w:sz w:val="24"/>
+          <w:szCs w:val="24"/>
+        </w:rPr>
+        <w:t xml:space="preserve">第三种方案是子词级（Subword-Level）分词：高频词保持完整（如 the、is），低频词拆分为有意义的子单元（如 unbelievable 拆成 un + believ + able）。这条路径既控制了词表大小（通常 30K 到 200K），又彻底解决了 OOV 问题——任何文本最坏情况下都可退化为字符序列。这种“退可守、进可攻”的性质，让子词方案从 2016 年开始逐步统一了 NLP 领域，到 2018 年 BERT 之后成为事实标准。理解子词方案的内在权衡，就理解了现代大模型分词器设计的出发点。</w:t>
+      </w:r>
+    </w:p>
+    <w:p>
+      <w:pPr>
+        <w:keepNext/>
+        <w:spacing w:after="40" w:before="160"/>
+        <w:jc w:val="center"/>
+      </w:pPr>
+      <w:r>
+        <w:drawing>
+          <wp:inline distT="0" distB="0" distL="0" distR="0">
+            <wp:extent cx="5124450" cy="3076575"/>
+            <wp:effectExtent t="0" r="0" b="0" l="0"/>
+            <wp:docPr id="1" name="" descr="" title=""/>
+            <wp:cNvGraphicFramePr>
+              <a:graphicFrameLocks xmlns:a="http://schemas.openxmlformats.org/drawingml/2006/main" noChangeAspect="1"/>
+            </wp:cNvGraphicFramePr>
+            <a:graphic xmlns:a="http://schemas.openxmlformats.org/drawingml/2006/main">
+              <a:graphicData uri="http://schemas.openxmlformats.org/drawingml/2006/picture">
+                <pic:pic xmlns:pic="http://schemas.openxmlformats.org/drawingml/2006/picture">
+                  <pic:nvPicPr>
+                    <pic:cNvPr id="0" name="" descr=""/>
+                    <pic:cNvPicPr>
+                      <a:picLocks noChangeAspect="1" noChangeArrowheads="1"/>
+                    </pic:cNvPicPr>
+                  </pic:nvPicPr>
+                  <pic:blipFill>
+                    <a:blip r:embed="rId12" cstate="none"/>
+                    <a:srcRect/>
+                    <a:stretch>
+                      <a:fillRect/>
+                    </a:stretch>
+                  </pic:blipFill>
+                  <pic:spPr bwMode="auto">
+                    <a:xfrm>
+                      <a:off x="0" y="0"/>
                       <a:ext cx="5124450" cy="3076575"/>
                     </a:xfrm>
                     <a:prstGeom prst="rect">
@@ -2164,7 +2245,7 @@
           <w:sz w:val="21"/>
           <w:szCs w:val="21"/>
         </w:rPr>
-        <w:t xml:space="preserve">图1-1 三种分词粒度对比</w:t>
+        <w:t xml:space="preserve">图1-2 三种分词粒度对比</w:t>
       </w:r>
     </w:p>
     <w:p>
@@ -2630,7 +2711,7 @@
                     </pic:cNvPicPr>
                   </pic:nvPicPr>
                   <pic:blipFill>
-                    <a:blip r:embed="rId12" cstate="none"/>
+                    <a:blip r:embed="rId13" cstate="none"/>
                     <a:srcRect/>
                     <a:stretch>
                       <a:fillRect/>
@@ -4864,7 +4945,7 @@
                     </pic:cNvPicPr>
                   </pic:nvPicPr>
                   <pic:blipFill>
-                    <a:blip r:embed="rId13" cstate="none"/>
+                    <a:blip r:embed="rId14" cstate="none"/>
                     <a:srcRect/>
                     <a:stretch>
                       <a:fillRect/>
@@ -5275,7 +5356,7 @@
                     </pic:cNvPicPr>
                   </pic:nvPicPr>
                   <pic:blipFill>
-                    <a:blip r:embed="rId14" cstate="none"/>
+                    <a:blip r:embed="rId15" cstate="none"/>
                     <a:srcRect/>
                     <a:stretch>
                       <a:fillRect/>
@@ -7496,7 +7577,7 @@
                     </pic:cNvPicPr>
                   </pic:nvPicPr>
                   <pic:blipFill>
-                    <a:blip r:embed="rId15" cstate="none"/>
+                    <a:blip r:embed="rId16" cstate="none"/>
                     <a:srcRect/>
                     <a:stretch>
                       <a:fillRect/>

--- a/downloads/卷03 大脑篇·下：分词、嵌入与向量表示.docx
+++ b/downloads/卷03 大脑篇·下：分词、嵌入与向量表示.docx
@@ -1604,7 +1604,7 @@
               <w:rPr>
                 <w:rStyle w:val="Hyperlink"/>
               </w:rPr>
-              <w:t>思考与练习</w:t>
+              <w:t>本卷实战实验室</w:t>
             </w:r>
             <w:r>
               <w:tab/>
@@ -1620,6 +1620,78 @@
             </w:r>
             <w:r>
               <w:t>22</w:t>
+            </w:r>
+            <w:r>
+              <w:fldChar w:fldCharType="end"/>
+            </w:r>
+          </w:hyperlink>
+        </w:p>
+        <w:p>
+          <w:pPr>
+            <w:pStyle w:val="11"/>
+            <w:ind w:left="360"/>
+            <w:tabs>
+              <w:tab w:val="right" w:leader="dot" w:pos="9026"/>
+            </w:tabs>
+            <w:spacing w:before="120" w:after="60"/>
+          </w:pPr>
+          <w:hyperlink w:anchor="_Toc100038" w:history="1">
+            <w:r>
+              <w:rPr>
+                <w:rStyle w:val="Hyperlink"/>
+              </w:rPr>
+              <w:t>实验 1：让两种分词器"打架"（15 分钟）</w:t>
+            </w:r>
+            <w:r>
+              <w:tab/>
+            </w:r>
+            <w:r>
+              <w:fldChar w:fldCharType="begin"/>
+            </w:r>
+            <w:r>
+              <w:instrText xml:space="preserve"> PAGEREF _Toc100038 \h </w:instrText>
+            </w:r>
+            <w:r>
+              <w:fldChar w:fldCharType="separate"/>
+            </w:r>
+            <w:r>
+              <w:t>22</w:t>
+            </w:r>
+            <w:r>
+              <w:fldChar w:fldCharType="end"/>
+            </w:r>
+          </w:hyperlink>
+        </w:p>
+        <w:p>
+          <w:pPr>
+            <w:pStyle w:val="11"/>
+            <w:ind w:left="360"/>
+            <w:tabs>
+              <w:tab w:val="right" w:leader="dot" w:pos="9026"/>
+            </w:tabs>
+            <w:spacing w:before="120" w:after="60"/>
+          </w:pPr>
+          <w:hyperlink w:anchor="_Toc100039" w:history="1">
+            <w:r>
+              <w:rPr>
+                <w:rStyle w:val="Hyperlink"/>
+              </w:rPr>
+              <w:t>实验 2：给句子画一张"语义地图"（30 分钟）</w:t>
+            </w:r>
+            <w:r>
+              <w:tab/>
+            </w:r>
+            <w:r>
+              <w:fldChar w:fldCharType="begin"/>
+            </w:r>
+            <w:r>
+              <w:instrText xml:space="preserve"> PAGEREF _Toc100039 \h </w:instrText>
+            </w:r>
+            <w:r>
+              <w:fldChar w:fldCharType="separate"/>
+            </w:r>
+            <w:r>
+              <w:t>23</w:t>
             </w:r>
             <w:r>
               <w:fldChar w:fldCharType="end"/>
@@ -1634,11 +1706,441 @@
             </w:tabs>
             <w:spacing w:before="120" w:after="60"/>
           </w:pPr>
-          <w:hyperlink w:anchor="_Toc100038" w:history="1">
+          <w:hyperlink w:anchor="_Toc100040" w:history="1">
             <w:r>
               <w:rPr>
                 <w:rStyle w:val="Hyperlink"/>
               </w:rPr>
+              <w:t>思考与练习</w:t>
+            </w:r>
+            <w:r>
+              <w:tab/>
+            </w:r>
+            <w:r>
+              <w:fldChar w:fldCharType="begin"/>
+            </w:r>
+            <w:r>
+              <w:instrText xml:space="preserve"> PAGEREF _Toc100040 \h </w:instrText>
+            </w:r>
+            <w:r>
+              <w:fldChar w:fldCharType="separate"/>
+            </w:r>
+            <w:r>
+              <w:t>24</w:t>
+            </w:r>
+            <w:r>
+              <w:fldChar w:fldCharType="end"/>
+            </w:r>
+          </w:hyperlink>
+        </w:p>
+        <w:p>
+          <w:pPr>
+            <w:pStyle w:val="9"/>
+            <w:tabs>
+              <w:tab w:val="right" w:leader="dot" w:pos="9026"/>
+            </w:tabs>
+            <w:spacing w:before="120" w:after="60"/>
+          </w:pPr>
+          <w:hyperlink w:anchor="_Toc100041" w:history="1">
+            <w:r>
+              <w:rPr>
+                <w:rStyle w:val="Hyperlink"/>
+              </w:rPr>
+              <w:t>面试题精选（附参考答案）</w:t>
+            </w:r>
+            <w:r>
+              <w:tab/>
+            </w:r>
+            <w:r>
+              <w:fldChar w:fldCharType="begin"/>
+            </w:r>
+            <w:r>
+              <w:instrText xml:space="preserve"> PAGEREF _Toc100041 \h </w:instrText>
+            </w:r>
+            <w:r>
+              <w:fldChar w:fldCharType="separate"/>
+            </w:r>
+            <w:r>
+              <w:t>25</w:t>
+            </w:r>
+            <w:r>
+              <w:fldChar w:fldCharType="end"/>
+            </w:r>
+          </w:hyperlink>
+        </w:p>
+        <w:p>
+          <w:pPr>
+            <w:pStyle w:val="11"/>
+            <w:ind w:left="360"/>
+            <w:tabs>
+              <w:tab w:val="right" w:leader="dot" w:pos="9026"/>
+            </w:tabs>
+            <w:spacing w:before="120" w:after="60"/>
+          </w:pPr>
+          <w:hyperlink w:anchor="_Toc100042" w:history="1">
+            <w:r>
+              <w:rPr>
+                <w:rStyle w:val="Hyperlink"/>
+              </w:rPr>
+              <w:t>题1　为什么模型必须先分词？三种分词粒度各有什么优劣？</w:t>
+            </w:r>
+            <w:r>
+              <w:tab/>
+            </w:r>
+            <w:r>
+              <w:fldChar w:fldCharType="begin"/>
+            </w:r>
+            <w:r>
+              <w:instrText xml:space="preserve"> PAGEREF _Toc100042 \h </w:instrText>
+            </w:r>
+            <w:r>
+              <w:fldChar w:fldCharType="separate"/>
+            </w:r>
+            <w:r>
+              <w:t>25</w:t>
+            </w:r>
+            <w:r>
+              <w:fldChar w:fldCharType="end"/>
+            </w:r>
+          </w:hyperlink>
+        </w:p>
+        <w:p>
+          <w:pPr>
+            <w:pStyle w:val="11"/>
+            <w:ind w:left="360"/>
+            <w:tabs>
+              <w:tab w:val="right" w:leader="dot" w:pos="9026"/>
+            </w:tabs>
+            <w:spacing w:before="120" w:after="60"/>
+          </w:pPr>
+          <w:hyperlink w:anchor="_Toc100043" w:history="1">
+            <w:r>
+              <w:rPr>
+                <w:rStyle w:val="Hyperlink"/>
+              </w:rPr>
+              <w:t>题2　请描述 BPE 的训练流程，编码时为何按 rank 顺序应用合并？</w:t>
+            </w:r>
+            <w:r>
+              <w:tab/>
+            </w:r>
+            <w:r>
+              <w:fldChar w:fldCharType="begin"/>
+            </w:r>
+            <w:r>
+              <w:instrText xml:space="preserve"> PAGEREF _Toc100043 \h </w:instrText>
+            </w:r>
+            <w:r>
+              <w:fldChar w:fldCharType="separate"/>
+            </w:r>
+            <w:r>
+              <w:t>26</w:t>
+            </w:r>
+            <w:r>
+              <w:fldChar w:fldCharType="end"/>
+            </w:r>
+          </w:hyperlink>
+        </w:p>
+        <w:p>
+          <w:pPr>
+            <w:pStyle w:val="11"/>
+            <w:ind w:left="360"/>
+            <w:tabs>
+              <w:tab w:val="right" w:leader="dot" w:pos="9026"/>
+            </w:tabs>
+            <w:spacing w:before="120" w:after="60"/>
+          </w:pPr>
+          <w:hyperlink w:anchor="_Toc100044" w:history="1">
+            <w:r>
+              <w:rPr>
+                <w:rStyle w:val="Hyperlink"/>
+              </w:rPr>
+              <w:t>题3　WordPiece 与 SentencePiece 分别改进了 BPE 的什么？</w:t>
+            </w:r>
+            <w:r>
+              <w:tab/>
+            </w:r>
+            <w:r>
+              <w:fldChar w:fldCharType="begin"/>
+            </w:r>
+            <w:r>
+              <w:instrText xml:space="preserve"> PAGEREF _Toc100044 \h </w:instrText>
+            </w:r>
+            <w:r>
+              <w:fldChar w:fldCharType="separate"/>
+            </w:r>
+            <w:r>
+              <w:t>26</w:t>
+            </w:r>
+            <w:r>
+              <w:fldChar w:fldCharType="end"/>
+            </w:r>
+          </w:hyperlink>
+        </w:p>
+        <w:p>
+          <w:pPr>
+            <w:pStyle w:val="11"/>
+            <w:ind w:left="360"/>
+            <w:tabs>
+              <w:tab w:val="right" w:leader="dot" w:pos="9026"/>
+            </w:tabs>
+            <w:spacing w:before="120" w:after="60"/>
+          </w:pPr>
+          <w:hyperlink w:anchor="_Toc100045" w:history="1">
+            <w:r>
+              <w:rPr>
+                <w:rStyle w:val="Hyperlink"/>
+              </w:rPr>
+              <w:t>题4　tiktoken 为何能精确预测成本？o200k_base 有何进步？</w:t>
+            </w:r>
+            <w:r>
+              <w:tab/>
+            </w:r>
+            <w:r>
+              <w:fldChar w:fldCharType="begin"/>
+            </w:r>
+            <w:r>
+              <w:instrText xml:space="preserve"> PAGEREF _Toc100045 \h </w:instrText>
+            </w:r>
+            <w:r>
+              <w:fldChar w:fldCharType="separate"/>
+            </w:r>
+            <w:r>
+              <w:t>27</w:t>
+            </w:r>
+            <w:r>
+              <w:fldChar w:fldCharType="end"/>
+            </w:r>
+          </w:hyperlink>
+        </w:p>
+        <w:p>
+          <w:pPr>
+            <w:pStyle w:val="11"/>
+            <w:ind w:left="360"/>
+            <w:tabs>
+              <w:tab w:val="right" w:leader="dot" w:pos="9026"/>
+            </w:tabs>
+            <w:spacing w:before="120" w:after="60"/>
+          </w:pPr>
+          <w:hyperlink w:anchor="_Toc100046" w:history="1">
+            <w:r>
+              <w:rPr>
+                <w:rStyle w:val="Hyperlink"/>
+              </w:rPr>
+              <w:t>题5　什么是中文税？成因是什么？工程上如何应对？</w:t>
+            </w:r>
+            <w:r>
+              <w:tab/>
+            </w:r>
+            <w:r>
+              <w:fldChar w:fldCharType="begin"/>
+            </w:r>
+            <w:r>
+              <w:instrText xml:space="preserve"> PAGEREF _Toc100046 \h </w:instrText>
+            </w:r>
+            <w:r>
+              <w:fldChar w:fldCharType="separate"/>
+            </w:r>
+            <w:r>
+              <w:t>28</w:t>
+            </w:r>
+            <w:r>
+              <w:fldChar w:fldCharType="end"/>
+            </w:r>
+          </w:hyperlink>
+        </w:p>
+        <w:p>
+          <w:pPr>
+            <w:pStyle w:val="11"/>
+            <w:ind w:left="360"/>
+            <w:tabs>
+              <w:tab w:val="right" w:leader="dot" w:pos="9026"/>
+            </w:tabs>
+            <w:spacing w:before="120" w:after="60"/>
+          </w:pPr>
+          <w:hyperlink w:anchor="_Toc100047" w:history="1">
+            <w:r>
+              <w:rPr>
+                <w:rStyle w:val="Hyperlink"/>
+              </w:rPr>
+              <w:t>题6　什么是 Glitch Token？它对 Agent 系统有什么风险？</w:t>
+            </w:r>
+            <w:r>
+              <w:tab/>
+            </w:r>
+            <w:r>
+              <w:fldChar w:fldCharType="begin"/>
+            </w:r>
+            <w:r>
+              <w:instrText xml:space="preserve"> PAGEREF _Toc100047 \h </w:instrText>
+            </w:r>
+            <w:r>
+              <w:fldChar w:fldCharType="separate"/>
+            </w:r>
+            <w:r>
+              <w:t>28</w:t>
+            </w:r>
+            <w:r>
+              <w:fldChar w:fldCharType="end"/>
+            </w:r>
+          </w:hyperlink>
+        </w:p>
+        <w:p>
+          <w:pPr>
+            <w:pStyle w:val="11"/>
+            <w:ind w:left="360"/>
+            <w:tabs>
+              <w:tab w:val="right" w:leader="dot" w:pos="9026"/>
+            </w:tabs>
+            <w:spacing w:before="120" w:after="60"/>
+          </w:pPr>
+          <w:hyperlink w:anchor="_Toc100048" w:history="1">
+            <w:r>
+              <w:rPr>
+                <w:rStyle w:val="Hyperlink"/>
+              </w:rPr>
+              <w:t>题7　嵌入表示经历了哪三代演进？对比学习为何是训练引擎？</w:t>
+            </w:r>
+            <w:r>
+              <w:tab/>
+            </w:r>
+            <w:r>
+              <w:fldChar w:fldCharType="begin"/>
+            </w:r>
+            <w:r>
+              <w:instrText xml:space="preserve"> PAGEREF _Toc100048 \h </w:instrText>
+            </w:r>
+            <w:r>
+              <w:fldChar w:fldCharType="separate"/>
+            </w:r>
+            <w:r>
+              <w:t>29</w:t>
+            </w:r>
+            <w:r>
+              <w:fldChar w:fldCharType="end"/>
+            </w:r>
+          </w:hyperlink>
+        </w:p>
+        <w:p>
+          <w:pPr>
+            <w:pStyle w:val="11"/>
+            <w:ind w:left="360"/>
+            <w:tabs>
+              <w:tab w:val="right" w:leader="dot" w:pos="9026"/>
+            </w:tabs>
+            <w:spacing w:before="120" w:after="60"/>
+          </w:pPr>
+          <w:hyperlink w:anchor="_Toc100049" w:history="1">
+            <w:r>
+              <w:rPr>
+                <w:rStyle w:val="Hyperlink"/>
+              </w:rPr>
+              <w:t>题8　嵌入维度如何影响存储成本？为何 1024 维是工程甜点？</w:t>
+            </w:r>
+            <w:r>
+              <w:tab/>
+            </w:r>
+            <w:r>
+              <w:fldChar w:fldCharType="begin"/>
+            </w:r>
+            <w:r>
+              <w:instrText xml:space="preserve"> PAGEREF _Toc100049 \h </w:instrText>
+            </w:r>
+            <w:r>
+              <w:fldChar w:fldCharType="separate"/>
+            </w:r>
+            <w:r>
+              <w:t>29</w:t>
+            </w:r>
+            <w:r>
+              <w:fldChar w:fldCharType="end"/>
+            </w:r>
+          </w:hyperlink>
+        </w:p>
+        <w:p>
+          <w:pPr>
+            <w:pStyle w:val="11"/>
+            <w:ind w:left="360"/>
+            <w:tabs>
+              <w:tab w:val="right" w:leader="dot" w:pos="9026"/>
+            </w:tabs>
+            <w:spacing w:before="120" w:after="60"/>
+          </w:pPr>
+          <w:hyperlink w:anchor="_Toc100050" w:history="1">
+            <w:r>
+              <w:rPr>
+                <w:rStyle w:val="Hyperlink"/>
+              </w:rPr>
+              <w:t>题9　什么是 Matryoshka 表示学习？它如何改变维度决策？</w:t>
+            </w:r>
+            <w:r>
+              <w:tab/>
+            </w:r>
+            <w:r>
+              <w:fldChar w:fldCharType="begin"/>
+            </w:r>
+            <w:r>
+              <w:instrText xml:space="preserve"> PAGEREF _Toc100050 \h </w:instrText>
+            </w:r>
+            <w:r>
+              <w:fldChar w:fldCharType="separate"/>
+            </w:r>
+            <w:r>
+              <w:t>30</w:t>
+            </w:r>
+            <w:r>
+              <w:fldChar w:fldCharType="end"/>
+            </w:r>
+          </w:hyperlink>
+        </w:p>
+        <w:p>
+          <w:pPr>
+            <w:pStyle w:val="11"/>
+            <w:ind w:left="360"/>
+            <w:tabs>
+              <w:tab w:val="right" w:leader="dot" w:pos="9026"/>
+            </w:tabs>
+            <w:spacing w:before="120" w:after="60"/>
+          </w:pPr>
+          <w:hyperlink w:anchor="_Toc100051" w:history="1">
+            <w:r>
+              <w:rPr>
+                <w:rStyle w:val="Hyperlink"/>
+              </w:rPr>
+              <w:t>题10　Agent 场景下如何为 RAG 系统选择嵌入模型？</w:t>
+            </w:r>
+            <w:r>
+              <w:tab/>
+            </w:r>
+            <w:r>
+              <w:fldChar w:fldCharType="begin"/>
+            </w:r>
+            <w:r>
+              <w:instrText xml:space="preserve"> PAGEREF _Toc100051 \h </w:instrText>
+            </w:r>
+            <w:r>
+              <w:fldChar w:fldCharType="separate"/>
+            </w:r>
+            <w:r>
+              <w:t>30</w:t>
+            </w:r>
+            <w:r>
+              <w:fldChar w:fldCharType="end"/>
+            </w:r>
+          </w:hyperlink>
+        </w:p>
+        <w:p>
+          <w:pPr>
+            <w:pStyle w:val="9"/>
+            <w:tabs>
+              <w:tab w:val="right" w:leader="dot" w:pos="9026"/>
+            </w:tabs>
+            <w:spacing w:before="120" w:after="60"/>
+          </w:pPr>
+          <w:hyperlink w:anchor="_Toc100052" w:history="1">
+            <w:r>
+              <w:rPr>
+                <w:rStyle w:val="Hyperlink"/>
+              </w:rPr>
               <w:t>下一卷预告</w:t>
             </w:r>
             <w:r>
@@ -1648,13 +2150,13 @@
               <w:fldChar w:fldCharType="begin"/>
             </w:r>
             <w:r>
-              <w:instrText xml:space="preserve"> PAGEREF _Toc100038 \h </w:instrText>
+              <w:instrText xml:space="preserve"> PAGEREF _Toc100052 \h </w:instrText>
             </w:r>
             <w:r>
               <w:fldChar w:fldCharType="separate"/>
             </w:r>
             <w:r>
-              <w:t>22</w:t>
+              <w:t>31</w:t>
             </w:r>
             <w:r>
               <w:fldChar w:fldCharType="end"/>
@@ -8684,104 +9186,446 @@
           <w:sz w:val="32"/>
           <w:szCs w:val="32"/>
         </w:rPr>
-        <w:t xml:space="preserve">思考与练习</w:t>
+        <w:t xml:space="preserve">本卷实战实验室</w:t>
       </w:r>
       <w:bookmarkEnd w:id="100037"/>
     </w:p>
     <w:p>
       <w:pPr>
-        <w:pStyle w:val="ListParagraph"/>
-        <w:numPr>
-          <w:ilvl w:val="0"/>
-          <w:numId w:val="2"/>
-        </w:numPr>
-        <w:spacing w:line="312"/>
-      </w:pPr>
-      <w:r>
-        <w:rPr>
-          <w:rFonts w:ascii="Calibri" w:eastAsia="Microsoft YaHei"/>
-          <w:color w:val="1A2B33"/>
-          <w:sz w:val="24"/>
-          <w:szCs w:val="24"/>
-        </w:rPr>
-        <w:t xml:space="preserve">用一段 50 字的真实业务句子，分别用 GPT-2（r50k_base）、cl100k_base、o200k_base、Qwen3 的分词器统计 token 数，计算 cn/en 比值，验证“中文税”在不同模型上的具体表现。</w:t>
-      </w:r>
-    </w:p>
-    <w:p>
-      <w:pPr>
-        <w:pStyle w:val="ListParagraph"/>
-        <w:numPr>
-          <w:ilvl w:val="0"/>
-          <w:numId w:val="2"/>
-        </w:numPr>
-        <w:spacing w:line="312"/>
-      </w:pPr>
-      <w:r>
-        <w:rPr>
-          <w:rFonts w:ascii="Calibri" w:eastAsia="Microsoft YaHei"/>
-          <w:color w:val="1A2B33"/>
-          <w:sz w:val="24"/>
-          <w:szCs w:val="24"/>
-        </w:rPr>
-        <w:t xml:space="preserve">选择一个开源 BPE 实现（如 tiktoken 或 HuggingFace tokenizers），手工构造一段含 5 到 10 个英文词的语料，调用其训练接口打印每次合并的 (a, b) → ab 过程，验证你对 BPE 合并顺序的理解。</w:t>
-      </w:r>
-    </w:p>
-    <w:p>
-      <w:pPr>
-        <w:pStyle w:val="ListParagraph"/>
-        <w:numPr>
-          <w:ilvl w:val="0"/>
-          <w:numId w:val="2"/>
-        </w:numPr>
-        <w:spacing w:line="312"/>
-      </w:pPr>
-      <w:r>
-        <w:rPr>
-          <w:rFonts w:ascii="Calibri" w:eastAsia="Microsoft YaHei"/>
-          <w:color w:val="1A2B33"/>
-          <w:sz w:val="24"/>
-          <w:szCs w:val="24"/>
-        </w:rPr>
-        <w:t xml:space="preserve">用 MTEB 排行榜挑选两款嵌入模型（如 BGE-M3 与 Qwen3-Embedding-0.6B），在你的业务领域语料上各选 50 条 query 跑 Recall@5 与 nDCG@5，对比报告差异并讨论原因。</w:t>
-      </w:r>
-    </w:p>
-    <w:p>
-      <w:pPr>
-        <w:pStyle w:val="ListParagraph"/>
-        <w:numPr>
-          <w:ilvl w:val="0"/>
-          <w:numId w:val="2"/>
-        </w:numPr>
-        <w:spacing w:line="312"/>
-      </w:pPr>
-      <w:r>
-        <w:rPr>
-          <w:rFonts w:ascii="Calibri" w:eastAsia="Microsoft YaHei"/>
-          <w:color w:val="1A2B33"/>
-          <w:sz w:val="24"/>
-          <w:szCs w:val="24"/>
-        </w:rPr>
-        <w:t xml:space="preserve">用 Matryoshka 模型（如 nomic-embed-text-v1.5）截断到 64、128、256、512、768 维，分别计算一组 query 的余弦相似度排序，观察排序结果何时开始“反转”，验证“降维不降质”的边界。</w:t>
-      </w:r>
-    </w:p>
-    <w:p>
-      <w:pPr>
-        <w:pStyle w:val="ListParagraph"/>
-        <w:numPr>
-          <w:ilvl w:val="0"/>
-          <w:numId w:val="2"/>
-        </w:numPr>
-        <w:spacing w:line="312"/>
-      </w:pPr>
-      <w:r>
-        <w:rPr>
-          <w:rFonts w:ascii="Calibri" w:eastAsia="Microsoft YaHei"/>
-          <w:color w:val="1A2B33"/>
-          <w:sz w:val="24"/>
-          <w:szCs w:val="24"/>
-        </w:rPr>
-        <w:t xml:space="preserve">预习思考：在 RAG 系统中，检索阶段用嵌入模型生成向量，重排序阶段往往用交叉编码器（如 bge-reranker）。为什么需要这两种不同的模型？它们各自的优劣是什么？这个两阶段范式与本章讨论的 Matryoshka 两阶段检索有何异同？</w:t>
-      </w:r>
+        <w:spacing w:line="312"/>
+        <w:ind w:firstLine="480"/>
+        <w:jc w:val="both"/>
+      </w:pPr>
+      <w:r>
+        <w:rPr>
+          <w:rFonts w:ascii="Calibri" w:eastAsia="Microsoft YaHei"/>
+          <w:color w:val="1A2B33"/>
+          <w:sz w:val="24"/>
+          <w:szCs w:val="24"/>
+        </w:rPr>
+        <w:t xml:space="preserve">两个实验对应本卷两大主题：分词的歧义与嵌入的语义。总耗时约 45 分钟；需要 pip install tiktoken jieba sentence-transformers。</w:t>
+      </w:r>
+    </w:p>
+    <w:p>
+      <w:pPr>
+        <w:pStyle w:val="Heading2"/>
+        <w:keepNext/>
+        <w:spacing w:after="140" w:before="280" w:line="360" w:lineRule="atLeast"/>
+      </w:pPr>
+      <w:bookmarkStart w:id="100038" w:name="_Toc100038"/>
+      <w:r>
+        <w:rPr>
+          <w:rFonts w:ascii="Calibri" w:eastAsia="SimHei"/>
+          <w:b/>
+          <w:bCs/>
+          <w:color w:val="1B4A5C"/>
+          <w:sz w:val="28"/>
+          <w:szCs w:val="28"/>
+        </w:rPr>
+        <w:t xml:space="preserve">实验 1：让两种分词器"打架"（15 分钟）</w:t>
+      </w:r>
+      <w:bookmarkEnd w:id="100038"/>
+    </w:p>
+    <w:p>
+      <w:pPr>
+        <w:pBdr>
+          <w:left w:val="single" w:color="8FA6AD" w:sz="10" w:space="8"/>
+        </w:pBdr>
+        <w:shd w:fill="F4F6F7" w:val="clear"/>
+        <w:spacing w:after="0" w:before="0" w:line="276" w:lineRule="atLeast"/>
+        <w:ind w:left="240"/>
+        <w:jc w:val="left"/>
+      </w:pPr>
+      <w:r>
+        <w:rPr>
+          <w:rFonts w:ascii="Courier New" w:cs="Courier New" w:eastAsia="Microsoft YaHei" w:hAnsi="Courier New"/>
+          <w:color w:val="24343C"/>
+          <w:sz w:val="18"/>
+          <w:szCs w:val="18"/>
+        </w:rPr>
+        <w:t xml:space="preserve">import jieba, tiktoken</w:t>
+      </w:r>
+    </w:p>
+    <w:p>
+      <w:pPr>
+        <w:pBdr>
+          <w:left w:val="single" w:color="8FA6AD" w:sz="10" w:space="8"/>
+        </w:pBdr>
+        <w:shd w:fill="F4F6F7" w:val="clear"/>
+        <w:spacing w:after="0" w:before="0" w:line="276" w:lineRule="atLeast"/>
+        <w:ind w:left="240"/>
+        <w:jc w:val="left"/>
+      </w:pPr>
+      <w:r>
+        <w:rPr>
+          <w:rFonts w:ascii="Courier New" w:cs="Courier New" w:eastAsia="Microsoft YaHei" w:hAnsi="Courier New"/>
+          <w:color w:val="24343C"/>
+          <w:sz w:val="18"/>
+          <w:szCs w:val="18"/>
+        </w:rPr>
+        <w:t xml:space="preserve">sent = "南京市长江大桥"</w:t>
+      </w:r>
+    </w:p>
+    <w:p>
+      <w:pPr>
+        <w:pBdr>
+          <w:left w:val="single" w:color="8FA6AD" w:sz="10" w:space="8"/>
+        </w:pBdr>
+        <w:shd w:fill="F4F6F7" w:val="clear"/>
+        <w:spacing w:after="0" w:before="0" w:line="276" w:lineRule="atLeast"/>
+        <w:ind w:left="240"/>
+        <w:jc w:val="left"/>
+      </w:pPr>
+      <w:r>
+        <w:rPr>
+          <w:rFonts w:ascii="Courier New" w:cs="Courier New" w:eastAsia="Microsoft YaHei" w:hAnsi="Courier New"/>
+          <w:color w:val="24343C"/>
+          <w:sz w:val="18"/>
+          <w:szCs w:val="18"/>
+        </w:rPr>
+        <w:t xml:space="preserve">print("jieba 精确模式：", list(jieba.cut(sent)))</w:t>
+      </w:r>
+    </w:p>
+    <w:p>
+      <w:pPr>
+        <w:pBdr>
+          <w:left w:val="single" w:color="8FA6AD" w:sz="10" w:space="8"/>
+        </w:pBdr>
+        <w:shd w:fill="F4F6F7" w:val="clear"/>
+        <w:spacing w:after="0" w:before="0" w:line="276" w:lineRule="atLeast"/>
+        <w:ind w:left="240"/>
+        <w:jc w:val="left"/>
+      </w:pPr>
+      <w:r>
+        <w:rPr>
+          <w:rFonts w:ascii="Courier New" w:cs="Courier New" w:eastAsia="Microsoft YaHei" w:hAnsi="Courier New"/>
+          <w:color w:val="24343C"/>
+          <w:sz w:val="18"/>
+          <w:szCs w:val="18"/>
+        </w:rPr>
+        <w:t xml:space="preserve">print("jieba 搜索模式：", list(jieba.cut_for_search(sent)))</w:t>
+      </w:r>
+    </w:p>
+    <w:p>
+      <w:pPr>
+        <w:pBdr>
+          <w:left w:val="single" w:color="8FA6AD" w:sz="10" w:space="8"/>
+        </w:pBdr>
+        <w:shd w:fill="F4F6F7" w:val="clear"/>
+        <w:spacing w:after="0" w:before="0" w:line="276" w:lineRule="atLeast"/>
+        <w:ind w:left="240"/>
+        <w:jc w:val="left"/>
+      </w:pPr>
+      <w:r>
+        <w:rPr>
+          <w:rFonts w:ascii="Courier New" w:cs="Courier New" w:eastAsia="Microsoft YaHei" w:hAnsi="Courier New"/>
+          <w:color w:val="24343C"/>
+          <w:sz w:val="18"/>
+          <w:szCs w:val="18"/>
+        </w:rPr>
+        <w:t xml:space="preserve">enc = tiktoken.get_encoding("o200k_base")</w:t>
+      </w:r>
+    </w:p>
+    <w:p>
+      <w:pPr>
+        <w:pBdr>
+          <w:left w:val="single" w:color="8FA6AD" w:sz="10" w:space="8"/>
+        </w:pBdr>
+        <w:shd w:fill="F4F6F7" w:val="clear"/>
+        <w:spacing w:after="0" w:before="0" w:line="276" w:lineRule="atLeast"/>
+        <w:ind w:left="240"/>
+        <w:jc w:val="left"/>
+      </w:pPr>
+      <w:r>
+        <w:rPr>
+          <w:rFonts w:ascii="Courier New" w:cs="Courier New" w:eastAsia="Microsoft YaHei" w:hAnsi="Courier New"/>
+          <w:color w:val="24343C"/>
+          <w:sz w:val="18"/>
+          <w:szCs w:val="18"/>
+        </w:rPr>
+        <w:t xml:space="preserve">print("o200k_base：", [enc.decode([i]) for i in enc.encode(sent)])</w:t>
+      </w:r>
+    </w:p>
+    <w:p>
+      <w:pPr>
+        <w:spacing w:line="312"/>
+        <w:ind w:firstLine="480"/>
+        <w:jc w:val="both"/>
+      </w:pPr>
+      <w:r>
+        <w:rPr>
+          <w:rFonts w:ascii="Calibri" w:eastAsia="Microsoft YaHei"/>
+          <w:color w:val="1A2B33"/>
+          <w:sz w:val="24"/>
+          <w:szCs w:val="24"/>
+        </w:rPr>
+        <w:t xml:space="preserve">验收标准：解释为什么同一段文字三种切法各不相同，并回答：如果用户查询是"江大桥的门票"，哪种切法最可能失败？把答案与图1-1 的歧义图对照。</w:t>
+      </w:r>
+    </w:p>
+    <w:p>
+      <w:pPr>
+        <w:pStyle w:val="Heading2"/>
+        <w:keepNext/>
+        <w:spacing w:after="140" w:before="280" w:line="360" w:lineRule="atLeast"/>
+      </w:pPr>
+      <w:bookmarkStart w:id="100039" w:name="_Toc100039"/>
+      <w:r>
+        <w:rPr>
+          <w:rFonts w:ascii="Calibri" w:eastAsia="SimHei"/>
+          <w:b/>
+          <w:bCs/>
+          <w:color w:val="1B4A5C"/>
+          <w:sz w:val="28"/>
+          <w:szCs w:val="28"/>
+        </w:rPr>
+        <w:t xml:space="preserve">实验 2：给句子画一张"语义地图"（30 分钟）</w:t>
+      </w:r>
+      <w:bookmarkEnd w:id="100039"/>
+    </w:p>
+    <w:p>
+      <w:pPr>
+        <w:pBdr>
+          <w:left w:val="single" w:color="8FA6AD" w:sz="10" w:space="8"/>
+        </w:pBdr>
+        <w:shd w:fill="F4F6F7" w:val="clear"/>
+        <w:spacing w:after="0" w:before="0" w:line="276" w:lineRule="atLeast"/>
+        <w:ind w:left="240"/>
+        <w:jc w:val="left"/>
+      </w:pPr>
+      <w:r>
+        <w:rPr>
+          <w:rFonts w:ascii="Courier New" w:cs="Courier New" w:eastAsia="Microsoft YaHei" w:hAnsi="Courier New"/>
+          <w:color w:val="24343C"/>
+          <w:sz w:val="18"/>
+          <w:szCs w:val="18"/>
+        </w:rPr>
+        <w:t xml:space="preserve">from sentence_transformers import SentenceTransformer, util</w:t>
+      </w:r>
+    </w:p>
+    <w:p>
+      <w:pPr>
+        <w:pBdr>
+          <w:left w:val="single" w:color="8FA6AD" w:sz="10" w:space="8"/>
+        </w:pBdr>
+        <w:shd w:fill="F4F6F7" w:val="clear"/>
+        <w:spacing w:after="0" w:before="0" w:line="276" w:lineRule="atLeast"/>
+        <w:ind w:left="240"/>
+        <w:jc w:val="left"/>
+      </w:pPr>
+      <w:r>
+        <w:rPr>
+          <w:rFonts w:ascii="Courier New" w:cs="Courier New" w:eastAsia="Microsoft YaHei" w:hAnsi="Courier New"/>
+          <w:color w:val="24343C"/>
+          <w:sz w:val="18"/>
+          <w:szCs w:val="18"/>
+        </w:rPr>
+        <w:t xml:space="preserve">mdl = SentenceTransformer("paraphrase-multilingual-MiniLM-L12-v2")</w:t>
+      </w:r>
+    </w:p>
+    <w:p>
+      <w:pPr>
+        <w:pBdr>
+          <w:left w:val="single" w:color="8FA6AD" w:sz="10" w:space="8"/>
+        </w:pBdr>
+        <w:shd w:fill="F4F6F7" w:val="clear"/>
+        <w:spacing w:after="0" w:before="0" w:line="276" w:lineRule="atLeast"/>
+        <w:ind w:left="240"/>
+        <w:jc w:val="left"/>
+      </w:pPr>
+      <w:r>
+        <w:rPr>
+          <w:rFonts w:ascii="Courier New" w:cs="Courier New" w:eastAsia="Microsoft YaHei" w:hAnsi="Courier New"/>
+          <w:color w:val="24343C"/>
+          <w:sz w:val="18"/>
+          <w:szCs w:val="18"/>
+        </w:rPr>
+        <w:t xml:space="preserve">sents = ["怎么申请退款", "退款流程是什么", "今天天气真好", "如何注销账户"]</w:t>
+      </w:r>
+    </w:p>
+    <w:p>
+      <w:pPr>
+        <w:pBdr>
+          <w:left w:val="single" w:color="8FA6AD" w:sz="10" w:space="8"/>
+        </w:pBdr>
+        <w:shd w:fill="F4F6F7" w:val="clear"/>
+        <w:spacing w:after="0" w:before="0" w:line="276" w:lineRule="atLeast"/>
+        <w:ind w:left="240"/>
+        <w:jc w:val="left"/>
+      </w:pPr>
+      <w:r>
+        <w:rPr>
+          <w:rFonts w:ascii="Courier New" w:cs="Courier New" w:eastAsia="Microsoft YaHei" w:hAnsi="Courier New"/>
+          <w:color w:val="24343C"/>
+          <w:sz w:val="18"/>
+          <w:szCs w:val="18"/>
+        </w:rPr>
+        <w:t xml:space="preserve">emb = mdl.encode(sents, normalize_embeddings=True)</w:t>
+      </w:r>
+    </w:p>
+    <w:p>
+      <w:pPr>
+        <w:pBdr>
+          <w:left w:val="single" w:color="8FA6AD" w:sz="10" w:space="8"/>
+        </w:pBdr>
+        <w:shd w:fill="F4F6F7" w:val="clear"/>
+        <w:spacing w:after="0" w:before="0" w:line="276" w:lineRule="atLeast"/>
+        <w:ind w:left="240"/>
+        <w:jc w:val="left"/>
+      </w:pPr>
+      <w:r>
+        <w:rPr>
+          <w:rFonts w:ascii="Courier New" w:cs="Courier New" w:eastAsia="Microsoft YaHei" w:hAnsi="Courier New"/>
+          <w:color w:val="24343C"/>
+          <w:sz w:val="18"/>
+          <w:szCs w:val="18"/>
+        </w:rPr>
+        <w:t xml:space="preserve">sim = util.cos_sim(emb, emb)</w:t>
+      </w:r>
+    </w:p>
+    <w:p>
+      <w:pPr>
+        <w:pBdr>
+          <w:left w:val="single" w:color="8FA6AD" w:sz="10" w:space="8"/>
+        </w:pBdr>
+        <w:shd w:fill="F4F6F7" w:val="clear"/>
+        <w:spacing w:after="0" w:before="0" w:line="276" w:lineRule="atLeast"/>
+        <w:ind w:left="240"/>
+        <w:jc w:val="left"/>
+      </w:pPr>
+      <w:r>
+        <w:rPr>
+          <w:rFonts w:ascii="Courier New" w:cs="Courier New" w:eastAsia="Microsoft YaHei" w:hAnsi="Courier New"/>
+          <w:color w:val="24343C"/>
+          <w:sz w:val="18"/>
+          <w:szCs w:val="18"/>
+        </w:rPr>
+        <w:t xml:space="preserve">for i in range(len(sents)):</w:t>
+      </w:r>
+    </w:p>
+    <w:p>
+      <w:pPr>
+        <w:pBdr>
+          <w:left w:val="single" w:color="8FA6AD" w:sz="10" w:space="8"/>
+        </w:pBdr>
+        <w:shd w:fill="F4F6F7" w:val="clear"/>
+        <w:spacing w:after="0" w:before="0" w:line="276" w:lineRule="atLeast"/>
+        <w:ind w:left="240"/>
+        <w:jc w:val="left"/>
+      </w:pPr>
+      <w:r>
+        <w:rPr>
+          <w:rFonts w:ascii="Courier New" w:cs="Courier New" w:eastAsia="Microsoft YaHei" w:hAnsi="Courier New"/>
+          <w:color w:val="24343C"/>
+          <w:sz w:val="18"/>
+          <w:szCs w:val="18"/>
+        </w:rPr>
+        <w:t xml:space="preserve">    for j in range(i + 1, len(sents)):</w:t>
+      </w:r>
+    </w:p>
+    <w:p>
+      <w:pPr>
+        <w:pBdr>
+          <w:left w:val="single" w:color="8FA6AD" w:sz="10" w:space="8"/>
+        </w:pBdr>
+        <w:shd w:fill="F4F6F7" w:val="clear"/>
+        <w:spacing w:after="0" w:before="0" w:line="276" w:lineRule="atLeast"/>
+        <w:ind w:left="240"/>
+        <w:jc w:val="left"/>
+      </w:pPr>
+      <w:r>
+        <w:rPr>
+          <w:rFonts w:ascii="Courier New" w:cs="Courier New" w:eastAsia="Microsoft YaHei" w:hAnsi="Courier New"/>
+          <w:color w:val="24343C"/>
+          <w:sz w:val="18"/>
+          <w:szCs w:val="18"/>
+        </w:rPr>
+        <w:t xml:space="preserve">        print(f"{sim[i][j]:.2f}  「{sents[i]}」 vs 「{sents[j]}」")</w:t>
+      </w:r>
+    </w:p>
+    <w:p>
+      <w:pPr>
+        <w:spacing w:line="312"/>
+        <w:ind w:firstLine="480"/>
+        <w:jc w:val="both"/>
+      </w:pPr>
+      <w:r>
+        <w:rPr>
+          <w:rFonts w:ascii="Calibri" w:eastAsia="Microsoft YaHei"/>
+          <w:color w:val="1A2B33"/>
+          <w:sz w:val="24"/>
+          <w:szCs w:val="24"/>
+        </w:rPr>
+        <w:t xml:space="preserve">验收标准：验证两句"退款"话的相似度显著高于"退款 vs 天气"；再测一组同字不同义的反例（"白糖"vs"白跑"），体会卷09 §3.1"余弦比方向"的含义——方向才是主题，字面不是。</w:t>
+      </w:r>
+    </w:p>
+    <w:tbl>
+      <w:tblPr>
+        <w:tblW w:type="dxa" w:w="8788"/>
+        <w:tblBorders>
+          <w:top w:val="single" w:color="C8DDE2" w:sz="4"/>
+          <w:left w:val="single" w:color="1B6B7A" w:sz="32"/>
+          <w:bottom w:val="single" w:color="C8DDE2" w:sz="4"/>
+          <w:right w:val="single" w:color="C8DDE2" w:sz="4"/>
+          <w:insideH w:val="none" w:color="FFFFFF" w:sz="0"/>
+          <w:insideV w:val="none" w:color="FFFFFF" w:sz="0"/>
+        </w:tblBorders>
+        <w:tblLayout w:type="fixed"/>
+      </w:tblPr>
+      <w:tblGrid>
+        <w:gridCol w:w="8788"/>
+      </w:tblGrid>
+      <w:tr>
+        <w:trPr>
+          <w:cantSplit/>
+        </w:trPr>
+        <w:tc>
+          <w:tcPr>
+            <w:shd w:fill="EEF5F7" w:val="clear"/>
+            <w:tcMar>
+              <w:top w:type="dxa" w:w="160"/>
+              <w:left w:type="dxa" w:w="240"/>
+              <w:bottom w:type="dxa" w:w="160"/>
+              <w:right w:type="dxa" w:w="200"/>
+            </w:tcMar>
+          </w:tcPr>
+          <w:p>
+            <w:pPr>
+              <w:spacing w:after="80" w:line="312"/>
+            </w:pPr>
+            <w:r>
+              <w:rPr>
+                <w:rFonts w:ascii="Calibri" w:eastAsia="SimHei"/>
+                <w:b/>
+                <w:bCs/>
+                <w:color w:val="1B6B7A"/>
+                <w:sz w:val="22"/>
+                <w:szCs w:val="22"/>
+              </w:rPr>
+              <w:t xml:space="preserve">◆ 下一步</w:t>
+            </w:r>
+          </w:p>
+          <w:p>
+            <w:pPr>
+              <w:spacing w:line="312"/>
+              <w:jc w:val="both"/>
+            </w:pPr>
+            <w:r>
+              <w:rPr>
+                <w:rFonts w:ascii="Calibri" w:eastAsia="Microsoft YaHei"/>
+                <w:color w:val="1A2B33"/>
+                <w:sz w:val="22"/>
+                <w:szCs w:val="22"/>
+              </w:rPr>
+              <w:t xml:space="preserve">把实验 2 的四句扩展成 20 句，就是你的第一份语义相似度评估集——卷08 的 RAG 检索质量就靠它把守。</w:t>
+            </w:r>
+          </w:p>
+        </w:tc>
+      </w:tr>
+    </w:tbl>
+    <w:p>
+      <w:pPr>
+        <w:spacing w:after="100"/>
+      </w:pPr>
     </w:p>
     <w:p>
       <w:pPr>
@@ -8789,7 +9633,7 @@
         <w:keepNext/>
         <w:spacing w:after="200" w:before="360" w:line="400" w:lineRule="atLeast"/>
       </w:pPr>
-      <w:bookmarkStart w:id="100038" w:name="_Toc100038"/>
+      <w:bookmarkStart w:id="100040" w:name="_Toc100040"/>
       <w:r>
         <w:rPr>
           <w:rFonts w:ascii="Calibri" w:eastAsia="SimHei"/>
@@ -8799,9 +9643,1014 @@
           <w:sz w:val="32"/>
           <w:szCs w:val="32"/>
         </w:rPr>
+        <w:t xml:space="preserve">思考与练习</w:t>
+      </w:r>
+      <w:bookmarkEnd w:id="100040"/>
+    </w:p>
+    <w:p>
+      <w:pPr>
+        <w:pStyle w:val="ListParagraph"/>
+        <w:numPr>
+          <w:ilvl w:val="0"/>
+          <w:numId w:val="2"/>
+        </w:numPr>
+        <w:spacing w:line="312"/>
+      </w:pPr>
+      <w:r>
+        <w:rPr>
+          <w:rFonts w:ascii="Calibri" w:eastAsia="Microsoft YaHei"/>
+          <w:color w:val="1A2B33"/>
+          <w:sz w:val="24"/>
+          <w:szCs w:val="24"/>
+        </w:rPr>
+        <w:t xml:space="preserve">用一段 50 字的真实业务句子，分别用 GPT-2（r50k_base）、cl100k_base、o200k_base、Qwen3 的分词器统计 token 数，计算 cn/en 比值，验证“中文税”在不同模型上的具体表现。</w:t>
+      </w:r>
+    </w:p>
+    <w:p>
+      <w:pPr>
+        <w:pStyle w:val="ListParagraph"/>
+        <w:numPr>
+          <w:ilvl w:val="0"/>
+          <w:numId w:val="2"/>
+        </w:numPr>
+        <w:spacing w:line="312"/>
+      </w:pPr>
+      <w:r>
+        <w:rPr>
+          <w:rFonts w:ascii="Calibri" w:eastAsia="Microsoft YaHei"/>
+          <w:color w:val="1A2B33"/>
+          <w:sz w:val="24"/>
+          <w:szCs w:val="24"/>
+        </w:rPr>
+        <w:t xml:space="preserve">选择一个开源 BPE 实现（如 tiktoken 或 HuggingFace tokenizers），手工构造一段含 5 到 10 个英文词的语料，调用其训练接口打印每次合并的 (a, b) → ab 过程，验证你对 BPE 合并顺序的理解。</w:t>
+      </w:r>
+    </w:p>
+    <w:p>
+      <w:pPr>
+        <w:pStyle w:val="ListParagraph"/>
+        <w:numPr>
+          <w:ilvl w:val="0"/>
+          <w:numId w:val="2"/>
+        </w:numPr>
+        <w:spacing w:line="312"/>
+      </w:pPr>
+      <w:r>
+        <w:rPr>
+          <w:rFonts w:ascii="Calibri" w:eastAsia="Microsoft YaHei"/>
+          <w:color w:val="1A2B33"/>
+          <w:sz w:val="24"/>
+          <w:szCs w:val="24"/>
+        </w:rPr>
+        <w:t xml:space="preserve">用 MTEB 排行榜挑选两款嵌入模型（如 BGE-M3 与 Qwen3-Embedding-0.6B），在你的业务领域语料上各选 50 条 query 跑 Recall@5 与 nDCG@5，对比报告差异并讨论原因。</w:t>
+      </w:r>
+    </w:p>
+    <w:p>
+      <w:pPr>
+        <w:pStyle w:val="ListParagraph"/>
+        <w:numPr>
+          <w:ilvl w:val="0"/>
+          <w:numId w:val="2"/>
+        </w:numPr>
+        <w:spacing w:line="312"/>
+      </w:pPr>
+      <w:r>
+        <w:rPr>
+          <w:rFonts w:ascii="Calibri" w:eastAsia="Microsoft YaHei"/>
+          <w:color w:val="1A2B33"/>
+          <w:sz w:val="24"/>
+          <w:szCs w:val="24"/>
+        </w:rPr>
+        <w:t xml:space="preserve">用 Matryoshka 模型（如 nomic-embed-text-v1.5）截断到 64、128、256、512、768 维，分别计算一组 query 的余弦相似度排序，观察排序结果何时开始“反转”，验证“降维不降质”的边界。</w:t>
+      </w:r>
+    </w:p>
+    <w:p>
+      <w:pPr>
+        <w:pStyle w:val="ListParagraph"/>
+        <w:numPr>
+          <w:ilvl w:val="0"/>
+          <w:numId w:val="2"/>
+        </w:numPr>
+        <w:spacing w:line="312"/>
+      </w:pPr>
+      <w:r>
+        <w:rPr>
+          <w:rFonts w:ascii="Calibri" w:eastAsia="Microsoft YaHei"/>
+          <w:color w:val="1A2B33"/>
+          <w:sz w:val="24"/>
+          <w:szCs w:val="24"/>
+        </w:rPr>
+        <w:t xml:space="preserve">预习思考：在 RAG 系统中，检索阶段用嵌入模型生成向量，重排序阶段往往用交叉编码器（如 bge-reranker）。为什么需要这两种不同的模型？它们各自的优劣是什么？这个两阶段范式与本章讨论的 Matryoshka 两阶段检索有何异同？</w:t>
+      </w:r>
+    </w:p>
+    <w:p>
+      <w:pPr>
+        <w:pStyle w:val="Heading1"/>
+        <w:keepNext/>
+        <w:spacing w:after="200" w:before="360" w:line="400" w:lineRule="atLeast"/>
+      </w:pPr>
+      <w:bookmarkStart w:id="100041" w:name="_Toc100041"/>
+      <w:r>
+        <w:rPr>
+          <w:rFonts w:ascii="Calibri" w:eastAsia="SimHei"/>
+          <w:b/>
+          <w:bCs/>
+          <w:color w:val="16324A"/>
+          <w:sz w:val="32"/>
+          <w:szCs w:val="32"/>
+        </w:rPr>
+        <w:t xml:space="preserve">面试题精选（附参考答案）</w:t>
+      </w:r>
+      <w:bookmarkEnd w:id="100041"/>
+    </w:p>
+    <w:p>
+      <w:pPr>
+        <w:spacing w:line="312"/>
+        <w:ind w:firstLine="480"/>
+        <w:jc w:val="both"/>
+      </w:pPr>
+      <w:r>
+        <w:rPr>
+          <w:rFonts w:ascii="Calibri" w:eastAsia="Microsoft YaHei"/>
+          <w:color w:val="1A2B33"/>
+          <w:sz w:val="24"/>
+          <w:szCs w:val="24"/>
+        </w:rPr>
+        <w:t xml:space="preserve">本节共 10 题，按由浅入深排列，主要改编自配套面试题集《大语言模型 Tokenization 与嵌入表示技术》，并依据本卷正文新编了维度成本与 Agent 选型两道重点题。答案为要点式压缩，保留关键数据与术语，供面试准备与自测使用，建议先自行作答再对照检验，括号中的节号可用于回溯原文。</w:t>
+      </w:r>
+    </w:p>
+    <w:p>
+      <w:pPr>
+        <w:pStyle w:val="Heading2"/>
+        <w:keepNext/>
+        <w:spacing w:after="140" w:before="280" w:line="360" w:lineRule="atLeast"/>
+      </w:pPr>
+      <w:bookmarkStart w:id="100042" w:name="_Toc100042"/>
+      <w:r>
+        <w:rPr>
+          <w:rFonts w:ascii="Calibri" w:eastAsia="SimHei"/>
+          <w:b/>
+          <w:bCs/>
+          <w:color w:val="1B4A5C"/>
+          <w:sz w:val="28"/>
+          <w:szCs w:val="28"/>
+        </w:rPr>
+        <w:t xml:space="preserve">题1　为什么模型必须先分词？三种分词粒度各有什么优劣？</w:t>
+      </w:r>
+      <w:bookmarkEnd w:id="100042"/>
+    </w:p>
+    <w:p>
+      <w:pPr>
+        <w:spacing w:line="312"/>
+        <w:ind w:firstLine="480"/>
+        <w:jc w:val="both"/>
+      </w:pPr>
+      <w:r>
+        <w:rPr>
+          <w:rFonts w:ascii="Calibri" w:eastAsia="Microsoft YaHei"/>
+          <w:color w:val="1A2B33"/>
+          <w:sz w:val="24"/>
+          <w:szCs w:val="24"/>
+        </w:rPr>
+        <w:t xml:space="preserve">神经网络只能做数值矩阵运算，必须先把文本切成离散 token 并分配整数 ID，再经嵌入矩阵查表变成向量（见本卷 1.1 节）。三种粒度的演进，本质是在词表大小与序列长度之间找平衡。</w:t>
+      </w:r>
+    </w:p>
+    <w:p>
+      <w:pPr>
+        <w:pStyle w:val="ListParagraph"/>
+        <w:numPr>
+          <w:ilvl w:val="0"/>
+          <w:numId w:val="1"/>
+        </w:numPr>
+        <w:spacing w:line="312"/>
+      </w:pPr>
+      <w:r>
+        <w:rPr>
+          <w:rFonts w:ascii="Calibri" w:eastAsia="Microsoft YaHei"/>
+          <w:color w:val="1A2B33"/>
+          <w:sz w:val="24"/>
+          <w:szCs w:val="24"/>
+        </w:rPr>
+        <w:t xml:space="preserve">字符级：词表极小（英语约 100 个字符，中文常用字约 3500 个），几乎无 OOV，但单字符几乎不携带语义，序列过长，注意力开销随长度二次增长。</w:t>
+      </w:r>
+    </w:p>
+    <w:p>
+      <w:pPr>
+        <w:pStyle w:val="ListParagraph"/>
+        <w:numPr>
+          <w:ilvl w:val="0"/>
+          <w:numId w:val="1"/>
+        </w:numPr>
+        <w:spacing w:line="312"/>
+      </w:pPr>
+      <w:r>
+        <w:rPr>
+          <w:rFonts w:ascii="Calibri" w:eastAsia="Microsoft YaHei"/>
+          <w:color w:val="1A2B33"/>
+          <w:sz w:val="24"/>
+          <w:szCs w:val="24"/>
+        </w:rPr>
+        <w:t xml:space="preserve">词级：语义最完整，但词表爆炸（大型语料可超 100 万个 token）、OOV 严重（未登录词统一变 UNK 丢信息）、形态盲视（run、runs、running 被视为无关符号）。</w:t>
+      </w:r>
+    </w:p>
+    <w:p>
+      <w:pPr>
+        <w:pStyle w:val="ListParagraph"/>
+        <w:numPr>
+          <w:ilvl w:val="0"/>
+          <w:numId w:val="1"/>
+        </w:numPr>
+        <w:spacing w:line="312"/>
+      </w:pPr>
+      <w:r>
+        <w:rPr>
+          <w:rFonts w:ascii="Calibri" w:eastAsia="Microsoft YaHei"/>
+          <w:color w:val="1A2B33"/>
+          <w:sz w:val="24"/>
+          <w:szCs w:val="24"/>
+        </w:rPr>
+        <w:t xml:space="preserve">子词级：高频词保持完整，低频词拆成有意义的子单元（unbelievable 拆为 un、believ、able），词表 30K 到 200K，最坏退化为字符序列，2018 年 BERT 之后成为事实标准（见本卷 1.2、1.4 节）。</w:t>
+      </w:r>
+    </w:p>
+    <w:p>
+      <w:pPr>
+        <w:pStyle w:val="Heading2"/>
+        <w:keepNext/>
+        <w:spacing w:after="140" w:before="280" w:line="360" w:lineRule="atLeast"/>
+      </w:pPr>
+      <w:bookmarkStart w:id="100043" w:name="_Toc100043"/>
+      <w:r>
+        <w:rPr>
+          <w:rFonts w:ascii="Calibri" w:eastAsia="SimHei"/>
+          <w:b/>
+          <w:bCs/>
+          <w:color w:val="1B4A5C"/>
+          <w:sz w:val="28"/>
+          <w:szCs w:val="28"/>
+        </w:rPr>
+        <w:t xml:space="preserve">题2　请描述 BPE 的训练流程，编码时为何按 rank 顺序应用合并？</w:t>
+      </w:r>
+      <w:bookmarkEnd w:id="100043"/>
+    </w:p>
+    <w:p>
+      <w:pPr>
+        <w:spacing w:line="312"/>
+        <w:ind w:firstLine="480"/>
+        <w:jc w:val="both"/>
+      </w:pPr>
+      <w:r>
+        <w:rPr>
+          <w:rFonts w:ascii="Calibri" w:eastAsia="Microsoft YaHei"/>
+          <w:color w:val="1A2B33"/>
+          <w:sz w:val="24"/>
+          <w:szCs w:val="24"/>
+        </w:rPr>
+        <w:t xml:space="preserve">BPE 训练是确定性的四步迭代（见本卷 2.1.1 节）：词表初始化为语料中所有字符并在词尾加结束符；统计相邻符号对频率；把最高频对合并为新符号加入词表；重复直到词表达到目标大小，合并次数是唯一超参数。每次合并获得一个 rank，有序合并表就是词表的核心。</w:t>
+      </w:r>
+    </w:p>
+    <w:p>
+      <w:pPr>
+        <w:pStyle w:val="ListParagraph"/>
+        <w:numPr>
+          <w:ilvl w:val="0"/>
+          <w:numId w:val="1"/>
+        </w:numPr>
+        <w:spacing w:line="312"/>
+      </w:pPr>
+      <w:r>
+        <w:rPr>
+          <w:rFonts w:ascii="Calibri" w:eastAsia="Microsoft YaHei"/>
+          <w:color w:val="1A2B33"/>
+          <w:sz w:val="24"/>
+          <w:szCs w:val="24"/>
+        </w:rPr>
+        <w:t xml:space="preserve">推理时不查找当前最频繁的符号对，而是按最低 rank（最早学到的合并）依次应用，保证相同单词永远得到完全相同的切分，编码确定且顺序无关。</w:t>
+      </w:r>
+    </w:p>
+    <w:p>
+      <w:pPr>
+        <w:pStyle w:val="ListParagraph"/>
+        <w:numPr>
+          <w:ilvl w:val="0"/>
+          <w:numId w:val="1"/>
+        </w:numPr>
+        <w:spacing w:line="312"/>
+      </w:pPr>
+      <w:r>
+        <w:rPr>
+          <w:rFonts w:ascii="Calibri" w:eastAsia="Microsoft YaHei"/>
+          <w:color w:val="1A2B33"/>
+          <w:sz w:val="24"/>
+          <w:szCs w:val="24"/>
+        </w:rPr>
+        <w:t xml:space="preserve">确定性是分布式推理与缓存优化稳定工作的基础；合并是全局频率驱动的贪心策略，最终词表是语料的统计画像，并不严格对应语言学词素。</w:t>
+      </w:r>
+    </w:p>
+    <w:p>
+      <w:pPr>
+        <w:pStyle w:val="Heading2"/>
+        <w:keepNext/>
+        <w:spacing w:after="140" w:before="280" w:line="360" w:lineRule="atLeast"/>
+      </w:pPr>
+      <w:bookmarkStart w:id="100044" w:name="_Toc100044"/>
+      <w:r>
+        <w:rPr>
+          <w:rFonts w:ascii="Calibri" w:eastAsia="SimHei"/>
+          <w:b/>
+          <w:bCs/>
+          <w:color w:val="1B4A5C"/>
+          <w:sz w:val="28"/>
+          <w:szCs w:val="28"/>
+        </w:rPr>
+        <w:t xml:space="preserve">题3　WordPiece 与 SentencePiece 分别改进了 BPE 的什么？</w:t>
+      </w:r>
+      <w:bookmarkEnd w:id="100044"/>
+    </w:p>
+    <w:p>
+      <w:pPr>
+        <w:spacing w:line="312"/>
+        <w:ind w:firstLine="480"/>
+        <w:jc w:val="both"/>
+      </w:pPr>
+      <w:r>
+        <w:rPr>
+          <w:rFonts w:ascii="Calibri" w:eastAsia="Microsoft YaHei"/>
+          <w:color w:val="1A2B33"/>
+          <w:sz w:val="24"/>
+          <w:szCs w:val="24"/>
+        </w:rPr>
+        <w:t xml:space="preserve">两者都沿用从字符出发迭代构建子词词表的框架，但改进点不同（见本卷 2.2、2.3 节）。</w:t>
+      </w:r>
+    </w:p>
+    <w:p>
+      <w:pPr>
+        <w:pStyle w:val="ListParagraph"/>
+        <w:numPr>
+          <w:ilvl w:val="0"/>
+          <w:numId w:val="1"/>
+        </w:numPr>
+        <w:spacing w:line="312"/>
+      </w:pPr>
+      <w:r>
+        <w:rPr>
+          <w:rFonts w:ascii="Calibri" w:eastAsia="Microsoft YaHei"/>
+          <w:color w:val="1A2B33"/>
+          <w:sz w:val="24"/>
+          <w:szCs w:val="24"/>
+        </w:rPr>
+        <w:t xml:space="preserve">WordPiece 把合并标准从频率最高改为似然提升最大，评分为 freq(ab) 除以 freq(a) 乘 freq(b)，等价于选点互信息最高的符号对，捕捉真正的搭配而非高频平凡序列；用双井号前缀标记词内续接子词，BERT 英文词表 30522。</w:t>
+      </w:r>
+    </w:p>
+    <w:p>
+      <w:pPr>
+        <w:pStyle w:val="ListParagraph"/>
+        <w:numPr>
+          <w:ilvl w:val="0"/>
+          <w:numId w:val="1"/>
+        </w:numPr>
+        <w:spacing w:line="312"/>
+      </w:pPr>
+      <w:r>
+        <w:rPr>
+          <w:rFonts w:ascii="Calibri" w:eastAsia="Microsoft YaHei"/>
+          <w:color w:val="1A2B33"/>
+          <w:sz w:val="24"/>
+          <w:szCs w:val="24"/>
+        </w:rPr>
+        <w:t xml:space="preserve">SentencePiece 针对二者隐含的按空格分词假设（对中文、日文不成立）：把文本视为原始 Unicode 字符流，空格替换为元符号 ▁ 同等参与训练，分词完全可逆、语言无关。</w:t>
+      </w:r>
+    </w:p>
+    <w:p>
+      <w:pPr>
+        <w:pStyle w:val="ListParagraph"/>
+        <w:numPr>
+          <w:ilvl w:val="0"/>
+          <w:numId w:val="1"/>
+        </w:numPr>
+        <w:spacing w:line="312"/>
+      </w:pPr>
+      <w:r>
+        <w:rPr>
+          <w:rFonts w:ascii="Calibri" w:eastAsia="Microsoft YaHei"/>
+          <w:color w:val="1A2B33"/>
+          <w:sz w:val="24"/>
+          <w:szCs w:val="24"/>
+        </w:rPr>
+        <w:t xml:space="preserve">其 Unigram 模式反向操作：先构造大词表，再逐步删除使语料似然下降最小的子词，支持概率分词与子词正则化；但效率较低，Llama 3 起转向 tiktoken 风格的字节级 BPE。</w:t>
+      </w:r>
+    </w:p>
+    <w:p>
+      <w:pPr>
+        <w:pStyle w:val="Heading2"/>
+        <w:keepNext/>
+        <w:spacing w:after="140" w:before="280" w:line="360" w:lineRule="atLeast"/>
+      </w:pPr>
+      <w:bookmarkStart w:id="100045" w:name="_Toc100045"/>
+      <w:r>
+        <w:rPr>
+          <w:rFonts w:ascii="Calibri" w:eastAsia="SimHei"/>
+          <w:b/>
+          <w:bCs/>
+          <w:color w:val="1B4A5C"/>
+          <w:sz w:val="28"/>
+          <w:szCs w:val="28"/>
+        </w:rPr>
+        <w:t xml:space="preserve">题4　tiktoken 为何能精确预测成本？o200k_base 有何进步？</w:t>
+      </w:r>
+      <w:bookmarkEnd w:id="100045"/>
+    </w:p>
+    <w:p>
+      <w:pPr>
+        <w:spacing w:line="312"/>
+        <w:ind w:firstLine="480"/>
+        <w:jc w:val="both"/>
+      </w:pPr>
+      <w:r>
+        <w:rPr>
+          <w:rFonts w:ascii="Calibri" w:eastAsia="Microsoft YaHei"/>
+          <w:color w:val="1A2B33"/>
+          <w:sz w:val="24"/>
+          <w:szCs w:val="24"/>
+        </w:rPr>
+        <w:t xml:space="preserve">tiktoken 是 OpenAI 2022 年底开源的 Rust 实现分词库，比 HuggingFace 的 Python 分词器快 3 到 6 倍，编解码均为 O(n)。它与 OpenAI 服务器的分词逻辑完全一致，调用前即可精确预测 token 数与成本，取代了误差 20% 到 40% 的字符比率估算（见本卷 2.4 节）。</w:t>
+      </w:r>
+    </w:p>
+    <w:p>
+      <w:pPr>
+        <w:pStyle w:val="ListParagraph"/>
+        <w:numPr>
+          <w:ilvl w:val="0"/>
+          <w:numId w:val="1"/>
+        </w:numPr>
+        <w:spacing w:line="312"/>
+      </w:pPr>
+      <w:r>
+        <w:rPr>
+          <w:rFonts w:ascii="Calibri" w:eastAsia="Microsoft YaHei"/>
+          <w:color w:val="1A2B33"/>
+          <w:sz w:val="24"/>
+          <w:szCs w:val="24"/>
+        </w:rPr>
+        <w:t xml:space="preserve">它基于字节级 BPE：以 UTF-8 的 256 个字节为基础词表，任何 Unicode 文本都能编码，彻底消除 OOV；GPT-2 用 bytes_to_unicode 重映射不可打印字节，空格开头的 the 显示为 Ġ。</w:t>
+      </w:r>
+    </w:p>
+    <w:p>
+      <w:pPr>
+        <w:pStyle w:val="ListParagraph"/>
+        <w:numPr>
+          <w:ilvl w:val="0"/>
+          <w:numId w:val="1"/>
+        </w:numPr>
+        <w:spacing w:line="312"/>
+      </w:pPr>
+      <w:r>
+        <w:rPr>
+          <w:rFonts w:ascii="Calibri" w:eastAsia="Microsoft YaHei"/>
+          <w:color w:val="1A2B33"/>
+          <w:sz w:val="24"/>
+          <w:szCs w:val="24"/>
+        </w:rPr>
+        <w:t xml:space="preserve">词表从约 50K、100K 扩到约 200K（o200k_base），同一句中文从 GPT-2 的 53 个 token 降到 15 个，中文分词效率提升约 1.4 倍。</w:t>
+      </w:r>
+    </w:p>
+    <w:p>
+      <w:pPr>
+        <w:pStyle w:val="ListParagraph"/>
+        <w:numPr>
+          <w:ilvl w:val="0"/>
+          <w:numId w:val="1"/>
+        </w:numPr>
+        <w:spacing w:line="312"/>
+      </w:pPr>
+      <w:r>
+        <w:rPr>
+          <w:rFonts w:ascii="Calibri" w:eastAsia="Microsoft YaHei"/>
+          <w:color w:val="1A2B33"/>
+          <w:sz w:val="24"/>
+          <w:szCs w:val="24"/>
+        </w:rPr>
+        <w:t xml:space="preserve">安全：encode() 默认把特殊 token 视为禁止项并抛异常，防止用户消息伪造对话边界，生产环境应始终使用它，这直接关系提示词注入防护。</w:t>
+      </w:r>
+    </w:p>
+    <w:p>
+      <w:pPr>
+        <w:pStyle w:val="Heading2"/>
+        <w:keepNext/>
+        <w:spacing w:after="140" w:before="280" w:line="360" w:lineRule="atLeast"/>
+      </w:pPr>
+      <w:bookmarkStart w:id="100046" w:name="_Toc100046"/>
+      <w:r>
+        <w:rPr>
+          <w:rFonts w:ascii="Calibri" w:eastAsia="SimHei"/>
+          <w:b/>
+          <w:bCs/>
+          <w:color w:val="1B4A5C"/>
+          <w:sz w:val="28"/>
+          <w:szCs w:val="28"/>
+        </w:rPr>
+        <w:t xml:space="preserve">题5　什么是中文税？成因是什么？工程上如何应对？</w:t>
+      </w:r>
+      <w:bookmarkEnd w:id="100046"/>
+    </w:p>
+    <w:p>
+      <w:pPr>
+        <w:spacing w:line="312"/>
+        <w:ind w:firstLine="480"/>
+        <w:jc w:val="both"/>
+      </w:pPr>
+      <w:r>
+        <w:rPr>
+          <w:rFonts w:ascii="Calibri" w:eastAsia="Microsoft YaHei"/>
+          <w:color w:val="1A2B33"/>
+          <w:sz w:val="24"/>
+          <w:szCs w:val="24"/>
+        </w:rPr>
+        <w:t xml:space="preserve">同样语义的内容，中文比英文多消耗 1.1 到 1.6 倍 token；200 万句人工翻译对照中中文平均 1.76 倍；cl100k_base 时代中文相对英文达 1.6 到 2.5 倍（见本卷 3.1 节）。</w:t>
+      </w:r>
+    </w:p>
+    <w:p>
+      <w:pPr>
+        <w:pStyle w:val="ListParagraph"/>
+        <w:numPr>
+          <w:ilvl w:val="0"/>
+          <w:numId w:val="1"/>
+        </w:numPr>
+        <w:spacing w:line="312"/>
+      </w:pPr>
+      <w:r>
+        <w:rPr>
+          <w:rFonts w:ascii="Calibri" w:eastAsia="Microsoft YaHei"/>
+          <w:color w:val="1A2B33"/>
+          <w:sz w:val="24"/>
+          <w:szCs w:val="24"/>
+        </w:rPr>
+        <w:t xml:space="preserve">成因是分词器训练语料的语言分布：语料以英文为主，BPE 合并出的词表条目多为英文子词，中文字符获得的条目很少。o200k_base 把倍数降到 1.1 到 1.6，削减约 40%；Qwen、DeepSeek 把高频汉字词组整体写入词表，中英比值大面积低于 1.0，DeepSeek 最低到 0.65。</w:t>
+      </w:r>
+    </w:p>
+    <w:p>
+      <w:pPr>
+        <w:pStyle w:val="ListParagraph"/>
+        <w:numPr>
+          <w:ilvl w:val="0"/>
+          <w:numId w:val="1"/>
+        </w:numPr>
+        <w:spacing w:line="312"/>
+      </w:pPr>
+      <w:r>
+        <w:rPr>
+          <w:rFonts w:ascii="Calibri" w:eastAsia="Microsoft YaHei"/>
+          <w:color w:val="1A2B33"/>
+          <w:sz w:val="24"/>
+          <w:szCs w:val="24"/>
+        </w:rPr>
+        <w:t xml:space="preserve">应对四招（见本卷 3.4 节）：优先选中文原生分词器；中文场景上下文预算单独核算并预留 50% 以上冗余；用结构化模板精炼提示词；静态内容前置提升 KV Cache 命中率（提升 10%，账单可降 8% 到 12%）。</w:t>
+      </w:r>
+    </w:p>
+    <w:p>
+      <w:pPr>
+        <w:pStyle w:val="Heading2"/>
+        <w:keepNext/>
+        <w:spacing w:after="140" w:before="280" w:line="360" w:lineRule="atLeast"/>
+      </w:pPr>
+      <w:bookmarkStart w:id="100047" w:name="_Toc100047"/>
+      <w:r>
+        <w:rPr>
+          <w:rFonts w:ascii="Calibri" w:eastAsia="SimHei"/>
+          <w:b/>
+          <w:bCs/>
+          <w:color w:val="1B4A5C"/>
+          <w:sz w:val="28"/>
+          <w:szCs w:val="28"/>
+        </w:rPr>
+        <w:t xml:space="preserve">题6　什么是 Glitch Token？它对 Agent 系统有什么风险？</w:t>
+      </w:r>
+      <w:bookmarkEnd w:id="100047"/>
+    </w:p>
+    <w:p>
+      <w:pPr>
+        <w:spacing w:line="312"/>
+        <w:ind w:firstLine="480"/>
+        <w:jc w:val="both"/>
+      </w:pPr>
+      <w:r>
+        <w:rPr>
+          <w:rFonts w:ascii="Calibri" w:eastAsia="Microsoft YaHei"/>
+          <w:color w:val="1A2B33"/>
+          <w:sz w:val="24"/>
+          <w:szCs w:val="24"/>
+        </w:rPr>
+        <w:t xml:space="preserve">2023 年社区发现 GPT-3 一遇到 SolidGoldMagikarp 就输出乱码：这个 Reddit 用户名在分词器训练的爬虫语料中高频出现，被 BPE 固化为独立 token，但在模型训练数据中几乎没出现，嵌入向量接近随机噪声。根源是分词器训练与模型训练的数据割裂（见本卷 3.5 节）。</w:t>
+      </w:r>
+    </w:p>
+    <w:p>
+      <w:pPr>
+        <w:pStyle w:val="ListParagraph"/>
+        <w:numPr>
+          <w:ilvl w:val="0"/>
+          <w:numId w:val="1"/>
+        </w:numPr>
+        <w:spacing w:line="312"/>
+      </w:pPr>
+      <w:r>
+        <w:rPr>
+          <w:rFonts w:ascii="Calibri" w:eastAsia="Microsoft YaHei"/>
+          <w:color w:val="1A2B33"/>
+          <w:sz w:val="24"/>
+          <w:szCs w:val="24"/>
+        </w:rPr>
+        <w:t xml:space="preserve">检测：Cohere 在 EMNLP 2024 的获奖论文提出三步法——分词器分析找特殊 token、按嵌入向量 L2 范数等指标筛选、用提示验证；在 Llama、Mistral 系列中挖出数千个。</w:t>
+      </w:r>
+    </w:p>
+    <w:p>
+      <w:pPr>
+        <w:pStyle w:val="ListParagraph"/>
+        <w:numPr>
+          <w:ilvl w:val="0"/>
+          <w:numId w:val="1"/>
+        </w:numPr>
+        <w:spacing w:line="312"/>
+      </w:pPr>
+      <w:r>
+        <w:rPr>
+          <w:rFonts w:ascii="Calibri" w:eastAsia="Microsoft YaHei"/>
+          <w:color w:val="1A2B33"/>
+          <w:sz w:val="24"/>
+          <w:szCs w:val="24"/>
+        </w:rPr>
+        <w:t xml:space="preserve">风险在多步 Agent 工作流中被放大：可绕过关键词安全过滤器、干扰推理链、走私特殊 token。分词器升级意味着新的死区，必须重新评估安全护栏，是硬切换而非平滑过渡。</w:t>
+      </w:r>
+    </w:p>
+    <w:p>
+      <w:pPr>
+        <w:pStyle w:val="Heading2"/>
+        <w:keepNext/>
+        <w:spacing w:after="140" w:before="280" w:line="360" w:lineRule="atLeast"/>
+      </w:pPr>
+      <w:bookmarkStart w:id="100048" w:name="_Toc100048"/>
+      <w:r>
+        <w:rPr>
+          <w:rFonts w:ascii="Calibri" w:eastAsia="SimHei"/>
+          <w:b/>
+          <w:bCs/>
+          <w:color w:val="1B4A5C"/>
+          <w:sz w:val="28"/>
+          <w:szCs w:val="28"/>
+        </w:rPr>
+        <w:t xml:space="preserve">题7　嵌入表示经历了哪三代演进？对比学习为何是训练引擎？</w:t>
+      </w:r>
+      <w:bookmarkEnd w:id="100048"/>
+    </w:p>
+    <w:p>
+      <w:pPr>
+        <w:spacing w:line="312"/>
+        <w:ind w:firstLine="480"/>
+        <w:jc w:val="both"/>
+      </w:pPr>
+      <w:r>
+        <w:rPr>
+          <w:rFonts w:ascii="Calibri" w:eastAsia="Microsoft YaHei"/>
+          <w:color w:val="1A2B33"/>
+          <w:sz w:val="24"/>
+          <w:szCs w:val="24"/>
+        </w:rPr>
+        <w:t xml:space="preserve">第一代静态词向量（2013 到 2017 年，Word2Vec、GloVe，约 300 维）一词一向量，无法处理多义词——吃苹果与苹果公司得到同一个向量；第二代上下文动态嵌入（2018 年，ELMo、BERT）让词向量随语境变化（见本卷 4.2 节）。</w:t>
+      </w:r>
+    </w:p>
+    <w:p>
+      <w:pPr>
+        <w:pStyle w:val="ListParagraph"/>
+        <w:numPr>
+          <w:ilvl w:val="0"/>
+          <w:numId w:val="1"/>
+        </w:numPr>
+        <w:spacing w:line="312"/>
+      </w:pPr>
+      <w:r>
+        <w:rPr>
+          <w:rFonts w:ascii="Calibri" w:eastAsia="Microsoft YaHei"/>
+          <w:color w:val="1A2B33"/>
+          <w:sz w:val="24"/>
+          <w:szCs w:val="24"/>
+        </w:rPr>
+        <w:t xml:space="preserve">第三代句级嵌入（2019 年至今，Sentence-BERT、E5、BGE、Qwen3-Embedding）：孪生网络让文档向量可离线预计算，检索从 O(n) 次前向传播降为一次编码加一次近邻查找，嵌入技术由此走向工业。</w:t>
+      </w:r>
+    </w:p>
+    <w:p>
+      <w:pPr>
+        <w:pStyle w:val="ListParagraph"/>
+        <w:numPr>
+          <w:ilvl w:val="0"/>
+          <w:numId w:val="1"/>
+        </w:numPr>
+        <w:spacing w:line="312"/>
+      </w:pPr>
+      <w:r>
+        <w:rPr>
+          <w:rFonts w:ascii="Calibri" w:eastAsia="Microsoft YaHei"/>
+          <w:color w:val="1A2B33"/>
+          <w:sz w:val="24"/>
+          <w:szCs w:val="24"/>
+        </w:rPr>
+        <w:t xml:space="preserve">对比学习的思想是拉近正样本、推远负样本，不预测标签而学习表示。标准配方：InfoNCE 损失加温度参数（实践中约 0.05）、批内负样本（N 个样本产生 N(N−1) 个负对，故 E5、BGE 用 32K 大批量训练）、难负样本挖掘（语义接近的错误答案最有训练价值）。</w:t>
+      </w:r>
+    </w:p>
+    <w:p>
+      <w:pPr>
+        <w:pStyle w:val="Heading2"/>
+        <w:keepNext/>
+        <w:spacing w:after="140" w:before="280" w:line="360" w:lineRule="atLeast"/>
+      </w:pPr>
+      <w:bookmarkStart w:id="100049" w:name="_Toc100049"/>
+      <w:r>
+        <w:rPr>
+          <w:rFonts w:ascii="Calibri" w:eastAsia="SimHei"/>
+          <w:b/>
+          <w:bCs/>
+          <w:color w:val="1B4A5C"/>
+          <w:sz w:val="28"/>
+          <w:szCs w:val="28"/>
+        </w:rPr>
+        <w:t xml:space="preserve">题8　嵌入维度如何影响存储成本？为何 1024 维是工程甜点？</w:t>
+      </w:r>
+      <w:bookmarkEnd w:id="100049"/>
+    </w:p>
+    <w:p>
+      <w:pPr>
+        <w:spacing w:line="312"/>
+        <w:ind w:firstLine="480"/>
+        <w:jc w:val="both"/>
+      </w:pPr>
+      <w:r>
+        <w:rPr>
+          <w:rFonts w:ascii="Calibri" w:eastAsia="Microsoft YaHei"/>
+          <w:color w:val="1A2B33"/>
+          <w:sz w:val="24"/>
+          <w:szCs w:val="24"/>
+        </w:rPr>
+        <w:t xml:space="preserve">以 float32 每维 4 字节计算：768 维每条 3KB、1024 维 4KB、3072 维 12KB，维度翻倍存储线性翻倍；HNSW 索引同步放大，1000 万条 768 维向量约需 30GB 内存，1024 维约 40GB（见本卷 5.3 节）。</w:t>
+      </w:r>
+    </w:p>
+    <w:p>
+      <w:pPr>
+        <w:pStyle w:val="ListParagraph"/>
+        <w:numPr>
+          <w:ilvl w:val="0"/>
+          <w:numId w:val="1"/>
+        </w:numPr>
+        <w:spacing w:line="312"/>
+      </w:pPr>
+      <w:r>
+        <w:rPr>
+          <w:rFonts w:ascii="Calibri" w:eastAsia="Microsoft YaHei"/>
+          <w:color w:val="1A2B33"/>
+          <w:sz w:val="24"/>
+          <w:szCs w:val="24"/>
+        </w:rPr>
+        <w:t xml:space="preserve">质量边际收益递减：MTEB 平均分从 768 维约 63 到 3072 维约 64.6，提升不足 3%，存储却翻 4 倍；微软 Azure SQL 团队发现 1024 维以每向量 4KB 达到 3072 维 95% 到 98% 的质量，相似度计算开销大幅降低。</w:t>
+      </w:r>
+    </w:p>
+    <w:p>
+      <w:pPr>
+        <w:pStyle w:val="ListParagraph"/>
+        <w:numPr>
+          <w:ilvl w:val="0"/>
+          <w:numId w:val="1"/>
+        </w:numPr>
+        <w:spacing w:line="312"/>
+      </w:pPr>
+      <w:r>
+        <w:rPr>
+          <w:rFonts w:ascii="Calibri" w:eastAsia="Microsoft YaHei"/>
+          <w:color w:val="1A2B33"/>
+          <w:sz w:val="24"/>
+          <w:szCs w:val="24"/>
+        </w:rPr>
+        <w:t xml:space="preserve">缓存友好性：384 维向量 L3 缓存命中率 78.2%，高于 768 维的 61.3%，低维对大规模检索吞吐更友好。</w:t>
+      </w:r>
+    </w:p>
+    <w:p>
+      <w:pPr>
+        <w:pStyle w:val="ListParagraph"/>
+        <w:numPr>
+          <w:ilvl w:val="0"/>
+          <w:numId w:val="1"/>
+        </w:numPr>
+        <w:spacing w:line="312"/>
+      </w:pPr>
+      <w:r>
+        <w:rPr>
+          <w:rFonts w:ascii="Calibri" w:eastAsia="Microsoft YaHei"/>
+          <w:color w:val="1A2B33"/>
+          <w:sz w:val="24"/>
+          <w:szCs w:val="24"/>
+        </w:rPr>
+        <w:t xml:space="preserve">对高维的担忧可适度放松：2024 年研究表明，文本嵌入比随机向量更抗维度灾难，高维最近邻搜索仍然有意义（见本卷 5.2 节）。</w:t>
+      </w:r>
+    </w:p>
+    <w:p>
+      <w:pPr>
+        <w:pStyle w:val="Heading2"/>
+        <w:keepNext/>
+        <w:spacing w:after="140" w:before="280" w:line="360" w:lineRule="atLeast"/>
+      </w:pPr>
+      <w:bookmarkStart w:id="100050" w:name="_Toc100050"/>
+      <w:r>
+        <w:rPr>
+          <w:rFonts w:ascii="Calibri" w:eastAsia="SimHei"/>
+          <w:b/>
+          <w:bCs/>
+          <w:color w:val="1B4A5C"/>
+          <w:sz w:val="28"/>
+          <w:szCs w:val="28"/>
+        </w:rPr>
+        <w:t xml:space="preserve">题9　什么是 Matryoshka 表示学习？它如何改变维度决策？</w:t>
+      </w:r>
+      <w:bookmarkEnd w:id="100050"/>
+    </w:p>
+    <w:p>
+      <w:pPr>
+        <w:spacing w:line="312"/>
+        <w:ind w:firstLine="480"/>
+        <w:jc w:val="both"/>
+      </w:pPr>
+      <w:r>
+        <w:rPr>
+          <w:rFonts w:ascii="Calibri" w:eastAsia="Microsoft YaHei"/>
+          <w:color w:val="1A2B33"/>
+          <w:sz w:val="24"/>
+          <w:szCs w:val="24"/>
+        </w:rPr>
+        <w:t xml:space="preserve">Matryoshka（俄罗斯套娃）表示学习在训练时对同一向量的前 m 个维度同时施加损失，迫使最重要的信息前置；截断后的前缀子向量仍有明确语义，未显式训练的中间维度也能平滑插值（见本卷 5.4 节）。</w:t>
+      </w:r>
+    </w:p>
+    <w:p>
+      <w:pPr>
+        <w:pStyle w:val="ListParagraph"/>
+        <w:numPr>
+          <w:ilvl w:val="0"/>
+          <w:numId w:val="1"/>
+        </w:numPr>
+        <w:spacing w:line="312"/>
+      </w:pPr>
+      <w:r>
+        <w:rPr>
+          <w:rFonts w:ascii="Calibri" w:eastAsia="Microsoft YaHei"/>
+          <w:color w:val="1A2B33"/>
+          <w:sz w:val="24"/>
+          <w:szCs w:val="24"/>
+        </w:rPr>
+        <w:t xml:space="preserve">text-embedding-3-large 截断到 256 维（原始 3072 维的 8.3%）MTEB 均分仍达 62.0，超过未截断的 ada-002 的 61.0，节省 12 倍存储；截到 1024 维得分 64.1，达全量 99% 的质量。</w:t>
+      </w:r>
+    </w:p>
+    <w:p>
+      <w:pPr>
+        <w:pStyle w:val="ListParagraph"/>
+        <w:numPr>
+          <w:ilvl w:val="0"/>
+          <w:numId w:val="1"/>
+        </w:numPr>
+        <w:spacing w:line="312"/>
+      </w:pPr>
+      <w:r>
+        <w:rPr>
+          <w:rFonts w:ascii="Calibri" w:eastAsia="Microsoft YaHei"/>
+          <w:color w:val="1A2B33"/>
+          <w:sz w:val="24"/>
+          <w:szCs w:val="24"/>
+        </w:rPr>
+        <w:t xml:space="preserve">支持两阶段自适应检索：短嵌入粗筛大候选集，全量嵌入精排。百万向量基准中准确率从 89.2% 提至 99%，仅损失约 13% 吞吐。</w:t>
+      </w:r>
+    </w:p>
+    <w:p>
+      <w:pPr>
+        <w:pStyle w:val="ListParagraph"/>
+        <w:numPr>
+          <w:ilvl w:val="0"/>
+          <w:numId w:val="1"/>
+        </w:numPr>
+        <w:spacing w:line="312"/>
+      </w:pPr>
+      <w:r>
+        <w:rPr>
+          <w:rFonts w:ascii="Calibri" w:eastAsia="Microsoft YaHei"/>
+          <w:color w:val="1A2B33"/>
+          <w:sz w:val="24"/>
+          <w:szCs w:val="24"/>
+        </w:rPr>
+        <w:t xml:space="preserve">陷阱：截断后向量不再归一化，计算相似度前必须重新归一化，否则结果完全失真（见本卷 5.5 节）。</w:t>
+      </w:r>
+    </w:p>
+    <w:p>
+      <w:pPr>
+        <w:pStyle w:val="Heading2"/>
+        <w:keepNext/>
+        <w:spacing w:after="140" w:before="280" w:line="360" w:lineRule="atLeast"/>
+      </w:pPr>
+      <w:bookmarkStart w:id="100051" w:name="_Toc100051"/>
+      <w:r>
+        <w:rPr>
+          <w:rFonts w:ascii="Calibri" w:eastAsia="SimHei"/>
+          <w:b/>
+          <w:bCs/>
+          <w:color w:val="1B4A5C"/>
+          <w:sz w:val="28"/>
+          <w:szCs w:val="28"/>
+        </w:rPr>
+        <w:t xml:space="preserve">题10　Agent 场景下如何为 RAG 系统选择嵌入模型？</w:t>
+      </w:r>
+      <w:bookmarkEnd w:id="100051"/>
+    </w:p>
+    <w:p>
+      <w:pPr>
+        <w:spacing w:line="312"/>
+        <w:ind w:firstLine="480"/>
+        <w:jc w:val="both"/>
+      </w:pPr>
+      <w:r>
+        <w:rPr>
+          <w:rFonts w:ascii="Calibri" w:eastAsia="Microsoft YaHei"/>
+          <w:color w:val="1A2B33"/>
+          <w:sz w:val="24"/>
+          <w:szCs w:val="24"/>
+        </w:rPr>
+        <w:t xml:space="preserve">按资源与场景分三档（见本卷 5.6 节）：轻量档选 Qwen3-Embedding-0.6B 或 Nomic Embed v1.5（1024 维，2GB 显存内，覆盖约 80% 的 RAG 场景）；标准档选 BGE-M3 或 Qwen3-Embedding-4B（1024 到 2560 维，支持 100 多种语言与混合检索）；旗舰档选 Qwen3-Embedding-8B 或 Cohere Embed v4（4096 维，需 16GB 以上显存）。</w:t>
+      </w:r>
+    </w:p>
+    <w:p>
+      <w:pPr>
+        <w:pStyle w:val="ListParagraph"/>
+        <w:numPr>
+          <w:ilvl w:val="0"/>
+          <w:numId w:val="1"/>
+        </w:numPr>
+        <w:spacing w:line="312"/>
+      </w:pPr>
+      <w:r>
+        <w:rPr>
+          <w:rFonts w:ascii="Calibri" w:eastAsia="Microsoft YaHei"/>
+          <w:color w:val="1A2B33"/>
+          <w:sz w:val="24"/>
+          <w:szCs w:val="24"/>
+        </w:rPr>
+        <w:t xml:space="preserve">架构上采用两阶段：轻量嵌入模型快速召回 top-100，交叉编码器精排到 top-5；把嵌入模型分数当天花板，把召回率当地板（见本卷 4.6 节）。</w:t>
+      </w:r>
+    </w:p>
+    <w:p>
+      <w:pPr>
+        <w:pStyle w:val="ListParagraph"/>
+        <w:numPr>
+          <w:ilvl w:val="0"/>
+          <w:numId w:val="1"/>
+        </w:numPr>
+        <w:spacing w:line="312"/>
+      </w:pPr>
+      <w:r>
+        <w:rPr>
+          <w:rFonts w:ascii="Calibri" w:eastAsia="Microsoft YaHei"/>
+          <w:color w:val="1A2B33"/>
+          <w:sz w:val="24"/>
+          <w:szCs w:val="24"/>
+        </w:rPr>
+        <w:t xml:space="preserve">选型顺序：先确定上下文窗口需求，再倒推维度；纯中文场景优先 Qwen3 系列（中英比值约 0.6 到 0.8），多语言场景优先 BGE-M3 或 Cohere Embed v4。</w:t>
+      </w:r>
+    </w:p>
+    <w:p>
+      <w:pPr>
+        <w:pStyle w:val="ListParagraph"/>
+        <w:numPr>
+          <w:ilvl w:val="0"/>
+          <w:numId w:val="1"/>
+        </w:numPr>
+        <w:spacing w:line="312"/>
+      </w:pPr>
+      <w:r>
+        <w:rPr>
+          <w:rFonts w:ascii="Calibri" w:eastAsia="Microsoft YaHei"/>
+          <w:color w:val="1A2B33"/>
+          <w:sz w:val="24"/>
+          <w:szCs w:val="24"/>
+        </w:rPr>
+        <w:t xml:space="preserve">同源优势常被低估：Qwen3-Embedding 与 Qwen3 生成模型共享大量预训练语料，检索结果与生成模型的理解更匹配，带来语义一致性红利。</w:t>
+      </w:r>
+    </w:p>
+    <w:p>
+      <w:pPr>
+        <w:pStyle w:val="Heading1"/>
+        <w:keepNext/>
+        <w:spacing w:after="200" w:before="360" w:line="400" w:lineRule="atLeast"/>
+      </w:pPr>
+      <w:bookmarkStart w:id="100052" w:name="_Toc100052"/>
+      <w:r>
+        <w:rPr>
+          <w:rFonts w:ascii="Calibri" w:eastAsia="SimHei"/>
+          <w:b/>
+          <w:bCs/>
+          <w:color w:val="16324A"/>
+          <w:sz w:val="32"/>
+          <w:szCs w:val="32"/>
+        </w:rPr>
         <w:t xml:space="preserve">下一卷预告</w:t>
       </w:r>
-      <w:bookmarkEnd w:id="100038"/>
+      <w:bookmarkEnd w:id="100052"/>
     </w:p>
     <w:p>
       <w:pPr>
